--- a/Abstract Bachelor Thesis.docx
+++ b/Abstract Bachelor Thesis.docx
@@ -1,516 +1,1047 @@
 
 <file path=word/document.xml><?xml version="1.0" encoding="utf-8"?>
-<w:document xmlns:wpc="http://schemas.microsoft.com/office/word/2010/wordprocessingCanvas" xmlns:cx="http://schemas.microsoft.com/office/drawing/2014/chartex" xmlns:cx1="http://schemas.microsoft.com/office/drawing/2015/9/8/chartex" xmlns:cx2="http://schemas.microsoft.com/office/drawing/2015/10/21/chartex" xmlns:cx3="http://schemas.microsoft.com/office/drawing/2016/5/9/chartex" xmlns:cx4="http://schemas.microsoft.com/office/drawing/2016/5/10/chartex" xmlns:cx5="http://schemas.microsoft.com/office/drawing/2016/5/11/chartex" xmlns:cx6="http://schemas.microsoft.com/office/drawing/2016/5/12/chartex" xmlns:cx7="http://schemas.microsoft.com/office/drawing/2016/5/13/chartex" xmlns:cx8="http://schemas.microsoft.com/office/drawing/2016/5/14/chartex" xmlns:mc="http://schemas.openxmlformats.org/markup-compatibility/2006" xmlns:aink="http://schemas.microsoft.com/office/drawing/2016/ink" xmlns:am3d="http://schemas.microsoft.com/office/drawing/2017/model3d" xmlns:o="urn:schemas-microsoft-com:office:office" xmlns:oel="http://schemas.microsoft.com/office/2019/extlst" xmlns:r="http://schemas.openxmlformats.org/officeDocument/2006/relationships" xmlns:m="http://schemas.openxmlformats.org/officeDocument/2006/math" xmlns:v="urn:schemas-microsoft-com:vml" xmlns:wp14="http://schemas.microsoft.com/office/word/2010/wordprocessingDrawing" xmlns:wp="http://schemas.openxmlformats.org/drawingml/2006/wordprocessingDrawing" xmlns:w10="urn:schemas-microsoft-com:office:word" xmlns:w="http://schemas.openxmlformats.org/wordprocessingml/2006/main" xmlns:w14="http://schemas.microsoft.com/office/word/2010/wordml" xmlns:w15="http://schemas.microsoft.com/office/word/2012/wordml" xmlns:w16cei="http://schemas.microsoft.com/office/word/2026/wordml/cei" xmlns:w16cex="http://schemas.microsoft.com/office/word/2018/wordml/cex" xmlns:w16cid="http://schemas.microsoft.com/office/word/2016/wordml/cid" xmlns:w16="http://schemas.microsoft.com/office/word/2018/wordml" xmlns:w16du="http://schemas.microsoft.com/office/word/2023/wordml/word16du" xmlns:w16sdtdh="http://schemas.microsoft.com/office/word/2020/wordml/sdtdatahash" xmlns:w16sdtfl="http://schemas.microsoft.com/office/word/2024/wordml/sdtformatlock" xmlns:w16se="http://schemas.microsoft.com/office/word/2015/wordml/symex" xmlns:wpg="http://schemas.microsoft.com/office/word/2010/wordprocessingGroup" xmlns:wpi="http://schemas.microsoft.com/office/word/2010/wordprocessingInk" xmlns:wne="http://schemas.microsoft.com/office/word/2006/wordml" xmlns:wps="http://schemas.microsoft.com/office/word/2010/wordprocessingShape" mc:Ignorable="w14 w15 w16se w16cid w16 w16cex w16sdtdh w16sdtfl w16du wp14">
+<w:document xmlns:wpc="http://schemas.microsoft.com/office/word/2010/wordprocessingCanvas" xmlns:cx="http://schemas.microsoft.com/office/drawing/2014/chartex" xmlns:cx1="http://schemas.microsoft.com/office/drawing/2015/9/8/chartex" xmlns:cx2="http://schemas.microsoft.com/office/drawing/2015/10/21/chartex" xmlns:cx3="http://schemas.microsoft.com/office/drawing/2016/5/9/chartex" xmlns:cx4="http://schemas.microsoft.com/office/drawing/2016/5/10/chartex" xmlns:cx5="http://schemas.microsoft.com/office/drawing/2016/5/11/chartex" xmlns:cx6="http://schemas.microsoft.com/office/drawing/2016/5/12/chartex" xmlns:cx7="http://schemas.microsoft.com/office/drawing/2016/5/13/chartex" xmlns:cx8="http://schemas.microsoft.com/office/drawing/2016/5/14/chartex" xmlns:mc="http://schemas.openxmlformats.org/markup-compatibility/2006" xmlns:aink="http://schemas.microsoft.com/office/drawing/2016/ink" xmlns:am3d="http://schemas.microsoft.com/office/drawing/2017/model3d" xmlns:o="urn:schemas-microsoft-com:office:office" xmlns:oel="http://schemas.microsoft.com/office/2019/extlst" xmlns:r="http://schemas.openxmlformats.org/officeDocument/2006/relationships" xmlns:m="http://schemas.openxmlformats.org/officeDocument/2006/math" xmlns:v="urn:schemas-microsoft-com:vml" xmlns:wp14="http://schemas.microsoft.com/office/word/2010/wordprocessingDrawing" xmlns:wp="http://schemas.openxmlformats.org/drawingml/2006/wordprocessingDrawing" xmlns:w10="urn:schemas-microsoft-com:office:word" xmlns:w="http://schemas.openxmlformats.org/wordprocessingml/2006/main" xmlns:w14="http://schemas.microsoft.com/office/word/2010/wordml" xmlns:w15="http://schemas.microsoft.com/office/word/2012/wordml" xmlns:w16cex="http://schemas.microsoft.com/office/word/2018/wordml/cex" xmlns:w16cid="http://schemas.microsoft.com/office/word/2016/wordml/cid" xmlns:w16="http://schemas.microsoft.com/office/word/2018/wordml" xmlns:w16du="http://schemas.microsoft.com/office/word/2023/wordml/word16du" xmlns:w16sdtdh="http://schemas.microsoft.com/office/word/2020/wordml/sdtdatahash" xmlns:w16sdtfl="http://schemas.microsoft.com/office/word/2024/wordml/sdtformatlock" xmlns:w16se="http://schemas.microsoft.com/office/word/2015/wordml/symex" xmlns:wpg="http://schemas.microsoft.com/office/word/2010/wordprocessingGroup" xmlns:wpi="http://schemas.microsoft.com/office/word/2010/wordprocessingInk" xmlns:wne="http://schemas.microsoft.com/office/word/2006/wordml" xmlns:wps="http://schemas.microsoft.com/office/word/2010/wordprocessingShape" mc:Ignorable="w14 w15 w16se w16cid w16 w16cex w16sdtdh w16sdtfl w16du wp14">
   <w:body>
     <w:p>
       <w:pPr>
-        <w:ind w:firstLine="709"/>
-        <w:rPr>
-          <w:rFonts w:ascii="Times New Roman" w:hAnsi="Times New Roman" w:cs="Times New Roman"/>
-          <w:sz w:val="28"/>
-          <w:szCs w:val="28"/>
-          <w:lang w:val="en-GB"/>
+        <w:rPr>
+          <w:rFonts w:ascii="Times New Roman" w:hAnsi="Times New Roman" w:cs="Times New Roman"/>
+          <w:b/>
+          <w:bCs/>
+          <w:sz w:val="32"/>
+          <w:szCs w:val="32"/>
         </w:rPr>
       </w:pPr>
-      <w:r>
-        <w:rPr>
-          <w:rFonts w:ascii="Times New Roman" w:hAnsi="Times New Roman" w:cs="Times New Roman"/>
-          <w:sz w:val="28"/>
-          <w:szCs w:val="28"/>
-          <w:lang w:val="en-GB"/>
-        </w:rPr>
-        <w:t>This bachelor’s thesis investigates the application of hybrid deterministic chaotic systems to</w:t>
-      </w:r>
-      <w:r>
-        <w:rPr>
-          <w:rFonts w:ascii="Times New Roman" w:hAnsi="Times New Roman" w:cs="Times New Roman"/>
-          <w:sz w:val="28"/>
-          <w:szCs w:val="28"/>
-          <w:lang w:val="en-GB"/>
-        </w:rPr>
-        <w:t xml:space="preserve"> </w:t>
-      </w:r>
-      <w:r>
-        <w:rPr>
-          <w:rFonts w:ascii="Times New Roman" w:hAnsi="Times New Roman" w:cs="Times New Roman"/>
-          <w:sz w:val="28"/>
-          <w:szCs w:val="28"/>
-          <w:lang w:val="en-GB"/>
-        </w:rPr>
-        <w:t>pseudorandom sequence generation and digital data encryption. The study combines theoretical</w:t>
-      </w:r>
-      <w:r>
-        <w:rPr>
-          <w:rFonts w:ascii="Times New Roman" w:hAnsi="Times New Roman" w:cs="Times New Roman"/>
-          <w:sz w:val="28"/>
-          <w:szCs w:val="28"/>
-          <w:lang w:val="en-GB"/>
-        </w:rPr>
-        <w:t xml:space="preserve"> </w:t>
-      </w:r>
-      <w:r>
-        <w:rPr>
-          <w:rFonts w:ascii="Times New Roman" w:hAnsi="Times New Roman" w:cs="Times New Roman"/>
-          <w:sz w:val="28"/>
-          <w:szCs w:val="28"/>
-          <w:lang w:val="en-GB"/>
-        </w:rPr>
-        <w:t>analysis, mathematical modelling, algorithm design, statistical evaluation, performance</w:t>
-      </w:r>
-      <w:r>
-        <w:rPr>
-          <w:rFonts w:ascii="Times New Roman" w:hAnsi="Times New Roman" w:cs="Times New Roman"/>
-          <w:sz w:val="28"/>
-          <w:szCs w:val="28"/>
-          <w:lang w:val="en-GB"/>
-        </w:rPr>
-        <w:t xml:space="preserve"> </w:t>
-      </w:r>
-      <w:r>
-        <w:rPr>
-          <w:rFonts w:ascii="Times New Roman" w:hAnsi="Times New Roman" w:cs="Times New Roman"/>
-          <w:sz w:val="28"/>
-          <w:szCs w:val="28"/>
-          <w:lang w:val="en-GB"/>
-        </w:rPr>
-        <w:t>benchmarking, and the development of a functional client-server web application. Its main</w:t>
-      </w:r>
-      <w:r>
-        <w:rPr>
-          <w:rFonts w:ascii="Times New Roman" w:hAnsi="Times New Roman" w:cs="Times New Roman"/>
-          <w:sz w:val="28"/>
-          <w:szCs w:val="28"/>
-          <w:lang w:val="en-GB"/>
-        </w:rPr>
-        <w:t xml:space="preserve"> </w:t>
-      </w:r>
-      <w:r>
-        <w:rPr>
-          <w:rFonts w:ascii="Times New Roman" w:hAnsi="Times New Roman" w:cs="Times New Roman"/>
-          <w:sz w:val="28"/>
-          <w:szCs w:val="28"/>
-          <w:lang w:val="en-GB"/>
-        </w:rPr>
-        <w:t>objective was to determine whether combining a discrete chaotic map with continuous nonlinear</w:t>
-      </w:r>
-      <w:r>
-        <w:rPr>
-          <w:rFonts w:ascii="Times New Roman" w:hAnsi="Times New Roman" w:cs="Times New Roman"/>
-          <w:sz w:val="28"/>
-          <w:szCs w:val="28"/>
-          <w:lang w:val="en-GB"/>
-        </w:rPr>
-        <w:t xml:space="preserve"> </w:t>
-      </w:r>
-      <w:r>
-        <w:rPr>
-          <w:rFonts w:ascii="Times New Roman" w:hAnsi="Times New Roman" w:cs="Times New Roman"/>
-          <w:sz w:val="28"/>
-          <w:szCs w:val="28"/>
-          <w:lang w:val="en-GB"/>
-        </w:rPr>
-        <w:t>systems could produce pseudorandom sequences with strong statistical properties while</w:t>
-      </w:r>
-      <w:r>
-        <w:rPr>
-          <w:rFonts w:ascii="Times New Roman" w:hAnsi="Times New Roman" w:cs="Times New Roman"/>
-          <w:sz w:val="28"/>
-          <w:szCs w:val="28"/>
-          <w:lang w:val="en-GB"/>
-        </w:rPr>
-        <w:t xml:space="preserve"> </w:t>
-      </w:r>
-      <w:r>
-        <w:rPr>
-          <w:rFonts w:ascii="Times New Roman" w:hAnsi="Times New Roman" w:cs="Times New Roman"/>
-          <w:sz w:val="28"/>
-          <w:szCs w:val="28"/>
-          <w:lang w:val="en-GB"/>
-        </w:rPr>
-        <w:t>maintaining acceptable computational performance.</w:t>
-      </w:r>
     </w:p>
     <w:p>
       <w:pPr>
-        <w:rPr>
-          <w:rFonts w:ascii="Times New Roman" w:hAnsi="Times New Roman" w:cs="Times New Roman"/>
-          <w:sz w:val="28"/>
-          <w:szCs w:val="28"/>
-          <w:lang w:val="en-GB"/>
+        <w:jc w:val="both"/>
+        <w:rPr>
+          <w:rFonts w:ascii="Times New Roman" w:hAnsi="Times New Roman" w:cs="Times New Roman"/>
+          <w:b/>
+          <w:bCs/>
+          <w:sz w:val="32"/>
+          <w:szCs w:val="32"/>
+          <w:lang w:val="en-US"/>
         </w:rPr>
       </w:pPr>
-      <w:r>
-        <w:rPr>
-          <w:rFonts w:ascii="Times New Roman" w:hAnsi="Times New Roman" w:cs="Times New Roman"/>
-          <w:sz w:val="28"/>
-          <w:szCs w:val="28"/>
-          <w:lang w:val="en-GB"/>
-        </w:rPr>
-        <w:t>Six hybrid generators were designed and implemented. In each generator, the discrete logistic</w:t>
-      </w:r>
-      <w:r>
-        <w:rPr>
-          <w:rFonts w:ascii="Times New Roman" w:hAnsi="Times New Roman" w:cs="Times New Roman"/>
-          <w:sz w:val="28"/>
-          <w:szCs w:val="28"/>
-          <w:lang w:val="en-GB"/>
-        </w:rPr>
-        <w:t xml:space="preserve"> </w:t>
-      </w:r>
-      <w:r>
-        <w:rPr>
-          <w:rFonts w:ascii="Times New Roman" w:hAnsi="Times New Roman" w:cs="Times New Roman"/>
-          <w:sz w:val="28"/>
-          <w:szCs w:val="28"/>
-          <w:lang w:val="en-GB"/>
-        </w:rPr>
-        <w:t>map was combined with one of the following continuous systems: the Lorenz system, the Rössler</w:t>
-      </w:r>
-      <w:r>
-        <w:rPr>
-          <w:rFonts w:ascii="Times New Roman" w:hAnsi="Times New Roman" w:cs="Times New Roman"/>
-          <w:sz w:val="28"/>
-          <w:szCs w:val="28"/>
-          <w:lang w:val="en-GB"/>
-        </w:rPr>
-        <w:t xml:space="preserve"> </w:t>
-      </w:r>
-      <w:r>
-        <w:rPr>
-          <w:rFonts w:ascii="Times New Roman" w:hAnsi="Times New Roman" w:cs="Times New Roman"/>
-          <w:sz w:val="28"/>
-          <w:szCs w:val="28"/>
-          <w:lang w:val="en-GB"/>
-        </w:rPr>
-        <w:t>system, Chua’s circuit, the Duffing oscillator, the forced Van der Pol oscillator, or the forced</w:t>
-      </w:r>
-      <w:r>
-        <w:rPr>
-          <w:rFonts w:ascii="Times New Roman" w:hAnsi="Times New Roman" w:cs="Times New Roman"/>
-          <w:sz w:val="28"/>
-          <w:szCs w:val="28"/>
-          <w:lang w:val="en-GB"/>
-        </w:rPr>
-        <w:t xml:space="preserve"> </w:t>
-      </w:r>
-      <w:r>
-        <w:rPr>
-          <w:rFonts w:ascii="Times New Roman" w:hAnsi="Times New Roman" w:cs="Times New Roman"/>
-          <w:sz w:val="28"/>
-          <w:szCs w:val="28"/>
-          <w:lang w:val="en-GB"/>
-        </w:rPr>
-        <w:t>pendulum. The logistic map serves as an additional source of nonlinear behaviour and controls</w:t>
-      </w:r>
-      <w:r>
-        <w:rPr>
-          <w:rFonts w:ascii="Times New Roman" w:hAnsi="Times New Roman" w:cs="Times New Roman"/>
-          <w:sz w:val="28"/>
-          <w:szCs w:val="28"/>
-          <w:lang w:val="en-GB"/>
-        </w:rPr>
-        <w:t xml:space="preserve"> </w:t>
-      </w:r>
-      <w:r>
-        <w:rPr>
-          <w:rFonts w:ascii="Times New Roman" w:hAnsi="Times New Roman" w:cs="Times New Roman"/>
-          <w:sz w:val="28"/>
-          <w:szCs w:val="28"/>
-          <w:lang w:val="en-GB"/>
-        </w:rPr>
-        <w:t>modifications to the state variables of the continuous system. The continuous systems were</w:t>
-      </w:r>
-      <w:r>
-        <w:rPr>
-          <w:rFonts w:ascii="Times New Roman" w:hAnsi="Times New Roman" w:cs="Times New Roman"/>
-          <w:sz w:val="28"/>
-          <w:szCs w:val="28"/>
-          <w:lang w:val="en-GB"/>
-        </w:rPr>
-        <w:t xml:space="preserve"> </w:t>
-      </w:r>
-      <w:r>
-        <w:rPr>
-          <w:rFonts w:ascii="Times New Roman" w:hAnsi="Times New Roman" w:cs="Times New Roman"/>
-          <w:sz w:val="28"/>
-          <w:szCs w:val="28"/>
-          <w:lang w:val="en-GB"/>
-        </w:rPr>
-        <w:t>numerically simulated using the fourth-order Runge-</w:t>
-      </w:r>
-      <w:proofErr w:type="spellStart"/>
-      <w:r>
-        <w:rPr>
-          <w:rFonts w:ascii="Times New Roman" w:hAnsi="Times New Roman" w:cs="Times New Roman"/>
-          <w:sz w:val="28"/>
-          <w:szCs w:val="28"/>
-          <w:lang w:val="en-GB"/>
-        </w:rPr>
-        <w:t>Kutta</w:t>
-      </w:r>
-      <w:proofErr w:type="spellEnd"/>
-      <w:r>
-        <w:rPr>
-          <w:rFonts w:ascii="Times New Roman" w:hAnsi="Times New Roman" w:cs="Times New Roman"/>
-          <w:sz w:val="28"/>
-          <w:szCs w:val="28"/>
-          <w:lang w:val="en-GB"/>
-        </w:rPr>
-        <w:t xml:space="preserve"> method. The resulting states were</w:t>
-      </w:r>
-      <w:r>
-        <w:rPr>
-          <w:rFonts w:ascii="Times New Roman" w:hAnsi="Times New Roman" w:cs="Times New Roman"/>
-          <w:sz w:val="28"/>
-          <w:szCs w:val="28"/>
-          <w:lang w:val="en-GB"/>
-        </w:rPr>
-        <w:t xml:space="preserve"> </w:t>
-      </w:r>
-      <w:r>
-        <w:rPr>
-          <w:rFonts w:ascii="Times New Roman" w:hAnsi="Times New Roman" w:cs="Times New Roman"/>
-          <w:sz w:val="28"/>
-          <w:szCs w:val="28"/>
-          <w:lang w:val="en-GB"/>
-        </w:rPr>
-        <w:t>transformed into numerical or byte sequences, with an optional SHA-256 post-processing stage.</w:t>
+      <w:proofErr w:type="spellStart"/>
+      <w:r>
+        <w:rPr>
+          <w:rFonts w:ascii="Times New Roman" w:hAnsi="Times New Roman" w:cs="Times New Roman"/>
+          <w:b/>
+          <w:bCs/>
+          <w:sz w:val="32"/>
+          <w:szCs w:val="32"/>
+        </w:rPr>
+        <w:t>Bachelor's</w:t>
+      </w:r>
+      <w:proofErr w:type="spellEnd"/>
+      <w:r>
+        <w:rPr>
+          <w:rFonts w:ascii="Times New Roman" w:hAnsi="Times New Roman" w:cs="Times New Roman"/>
+          <w:b/>
+          <w:bCs/>
+          <w:sz w:val="32"/>
+          <w:szCs w:val="32"/>
+        </w:rPr>
+        <w:t xml:space="preserve"> </w:t>
+      </w:r>
+      <w:proofErr w:type="spellStart"/>
+      <w:r>
+        <w:rPr>
+          <w:rFonts w:ascii="Times New Roman" w:hAnsi="Times New Roman" w:cs="Times New Roman"/>
+          <w:b/>
+          <w:bCs/>
+          <w:sz w:val="32"/>
+          <w:szCs w:val="32"/>
+        </w:rPr>
+        <w:t>Qualification</w:t>
+      </w:r>
+      <w:proofErr w:type="spellEnd"/>
+      <w:r>
+        <w:rPr>
+          <w:rFonts w:ascii="Times New Roman" w:hAnsi="Times New Roman" w:cs="Times New Roman"/>
+          <w:b/>
+          <w:bCs/>
+          <w:sz w:val="32"/>
+          <w:szCs w:val="32"/>
+        </w:rPr>
+        <w:t xml:space="preserve"> </w:t>
+      </w:r>
+      <w:proofErr w:type="spellStart"/>
+      <w:r>
+        <w:rPr>
+          <w:rFonts w:ascii="Times New Roman" w:hAnsi="Times New Roman" w:cs="Times New Roman"/>
+          <w:b/>
+          <w:bCs/>
+          <w:sz w:val="32"/>
+          <w:szCs w:val="32"/>
+        </w:rPr>
+        <w:t>Thesis</w:t>
+      </w:r>
+      <w:proofErr w:type="spellEnd"/>
+      <w:r>
+        <w:rPr>
+          <w:rFonts w:ascii="Times New Roman" w:hAnsi="Times New Roman" w:cs="Times New Roman"/>
+          <w:b/>
+          <w:bCs/>
+          <w:sz w:val="32"/>
+          <w:szCs w:val="32"/>
+        </w:rPr>
+        <w:t>:</w:t>
+      </w:r>
+      <w:r>
+        <w:rPr>
+          <w:rFonts w:ascii="Times New Roman" w:hAnsi="Times New Roman" w:cs="Times New Roman"/>
+          <w:b/>
+          <w:bCs/>
+          <w:sz w:val="32"/>
+          <w:szCs w:val="32"/>
+          <w:lang w:val="en-US"/>
+        </w:rPr>
+        <w:t xml:space="preserve"> </w:t>
+      </w:r>
+      <w:r>
+        <w:rPr>
+          <w:rFonts w:ascii="Times New Roman" w:hAnsi="Times New Roman" w:cs="Times New Roman"/>
+          <w:b/>
+          <w:bCs/>
+          <w:sz w:val="32"/>
+          <w:szCs w:val="32"/>
+          <w:lang w:val="en-US"/>
+        </w:rPr>
+        <w:t>“</w:t>
+      </w:r>
+      <w:proofErr w:type="spellStart"/>
+      <w:r>
+        <w:rPr>
+          <w:rFonts w:ascii="Times New Roman" w:hAnsi="Times New Roman" w:cs="Times New Roman"/>
+          <w:sz w:val="32"/>
+          <w:szCs w:val="32"/>
+        </w:rPr>
+        <w:t>Investigation</w:t>
+      </w:r>
+      <w:proofErr w:type="spellEnd"/>
+      <w:r>
+        <w:rPr>
+          <w:rFonts w:ascii="Times New Roman" w:hAnsi="Times New Roman" w:cs="Times New Roman"/>
+          <w:sz w:val="32"/>
+          <w:szCs w:val="32"/>
+        </w:rPr>
+        <w:t xml:space="preserve"> </w:t>
+      </w:r>
+      <w:proofErr w:type="spellStart"/>
+      <w:r>
+        <w:rPr>
+          <w:rFonts w:ascii="Times New Roman" w:hAnsi="Times New Roman" w:cs="Times New Roman"/>
+          <w:sz w:val="32"/>
+          <w:szCs w:val="32"/>
+        </w:rPr>
+        <w:t>of</w:t>
+      </w:r>
+      <w:proofErr w:type="spellEnd"/>
+      <w:r>
+        <w:rPr>
+          <w:rFonts w:ascii="Times New Roman" w:hAnsi="Times New Roman" w:cs="Times New Roman"/>
+          <w:sz w:val="32"/>
+          <w:szCs w:val="32"/>
+        </w:rPr>
+        <w:t xml:space="preserve"> </w:t>
+      </w:r>
+      <w:proofErr w:type="spellStart"/>
+      <w:r>
+        <w:rPr>
+          <w:rFonts w:ascii="Times New Roman" w:hAnsi="Times New Roman" w:cs="Times New Roman"/>
+          <w:sz w:val="32"/>
+          <w:szCs w:val="32"/>
+        </w:rPr>
+        <w:t>the</w:t>
+      </w:r>
+      <w:proofErr w:type="spellEnd"/>
+      <w:r>
+        <w:rPr>
+          <w:rFonts w:ascii="Times New Roman" w:hAnsi="Times New Roman" w:cs="Times New Roman"/>
+          <w:sz w:val="32"/>
+          <w:szCs w:val="32"/>
+        </w:rPr>
+        <w:t xml:space="preserve"> </w:t>
+      </w:r>
+      <w:proofErr w:type="spellStart"/>
+      <w:r>
+        <w:rPr>
+          <w:rFonts w:ascii="Times New Roman" w:hAnsi="Times New Roman" w:cs="Times New Roman"/>
+          <w:sz w:val="32"/>
+          <w:szCs w:val="32"/>
+        </w:rPr>
+        <w:t>Effectiveness</w:t>
+      </w:r>
+      <w:proofErr w:type="spellEnd"/>
+      <w:r>
+        <w:rPr>
+          <w:rFonts w:ascii="Times New Roman" w:hAnsi="Times New Roman" w:cs="Times New Roman"/>
+          <w:sz w:val="32"/>
+          <w:szCs w:val="32"/>
+        </w:rPr>
+        <w:t xml:space="preserve"> </w:t>
+      </w:r>
+      <w:proofErr w:type="spellStart"/>
+      <w:r>
+        <w:rPr>
+          <w:rFonts w:ascii="Times New Roman" w:hAnsi="Times New Roman" w:cs="Times New Roman"/>
+          <w:sz w:val="32"/>
+          <w:szCs w:val="32"/>
+        </w:rPr>
+        <w:t>of</w:t>
+      </w:r>
+      <w:proofErr w:type="spellEnd"/>
+      <w:r>
+        <w:rPr>
+          <w:rFonts w:ascii="Times New Roman" w:hAnsi="Times New Roman" w:cs="Times New Roman"/>
+          <w:sz w:val="32"/>
+          <w:szCs w:val="32"/>
+        </w:rPr>
+        <w:t xml:space="preserve"> </w:t>
+      </w:r>
+      <w:proofErr w:type="spellStart"/>
+      <w:r>
+        <w:rPr>
+          <w:rFonts w:ascii="Times New Roman" w:hAnsi="Times New Roman" w:cs="Times New Roman"/>
+          <w:sz w:val="32"/>
+          <w:szCs w:val="32"/>
+        </w:rPr>
+        <w:t>Hybrid</w:t>
+      </w:r>
+      <w:proofErr w:type="spellEnd"/>
+      <w:r>
+        <w:rPr>
+          <w:rFonts w:ascii="Times New Roman" w:hAnsi="Times New Roman" w:cs="Times New Roman"/>
+          <w:sz w:val="32"/>
+          <w:szCs w:val="32"/>
+        </w:rPr>
+        <w:t xml:space="preserve"> </w:t>
+      </w:r>
+      <w:proofErr w:type="spellStart"/>
+      <w:r>
+        <w:rPr>
+          <w:rFonts w:ascii="Times New Roman" w:hAnsi="Times New Roman" w:cs="Times New Roman"/>
+          <w:sz w:val="32"/>
+          <w:szCs w:val="32"/>
+        </w:rPr>
+        <w:t>Chaotic</w:t>
+      </w:r>
+      <w:proofErr w:type="spellEnd"/>
+      <w:r>
+        <w:rPr>
+          <w:rFonts w:ascii="Times New Roman" w:hAnsi="Times New Roman" w:cs="Times New Roman"/>
+          <w:sz w:val="32"/>
+          <w:szCs w:val="32"/>
+        </w:rPr>
+        <w:t xml:space="preserve"> </w:t>
+      </w:r>
+      <w:proofErr w:type="spellStart"/>
+      <w:r>
+        <w:rPr>
+          <w:rFonts w:ascii="Times New Roman" w:hAnsi="Times New Roman" w:cs="Times New Roman"/>
+          <w:sz w:val="32"/>
+          <w:szCs w:val="32"/>
+        </w:rPr>
+        <w:t>Systems</w:t>
+      </w:r>
+      <w:proofErr w:type="spellEnd"/>
+      <w:r>
+        <w:rPr>
+          <w:rFonts w:ascii="Times New Roman" w:hAnsi="Times New Roman" w:cs="Times New Roman"/>
+          <w:sz w:val="32"/>
+          <w:szCs w:val="32"/>
+        </w:rPr>
+        <w:t xml:space="preserve"> </w:t>
+      </w:r>
+      <w:proofErr w:type="spellStart"/>
+      <w:r>
+        <w:rPr>
+          <w:rFonts w:ascii="Times New Roman" w:hAnsi="Times New Roman" w:cs="Times New Roman"/>
+          <w:sz w:val="32"/>
+          <w:szCs w:val="32"/>
+        </w:rPr>
+        <w:t>for</w:t>
+      </w:r>
+      <w:proofErr w:type="spellEnd"/>
+      <w:r>
+        <w:rPr>
+          <w:rFonts w:ascii="Times New Roman" w:hAnsi="Times New Roman" w:cs="Times New Roman"/>
+          <w:sz w:val="32"/>
+          <w:szCs w:val="32"/>
+        </w:rPr>
+        <w:t xml:space="preserve"> </w:t>
+      </w:r>
+      <w:proofErr w:type="spellStart"/>
+      <w:r>
+        <w:rPr>
+          <w:rFonts w:ascii="Times New Roman" w:hAnsi="Times New Roman" w:cs="Times New Roman"/>
+          <w:sz w:val="32"/>
+          <w:szCs w:val="32"/>
+        </w:rPr>
+        <w:t>Data</w:t>
+      </w:r>
+      <w:proofErr w:type="spellEnd"/>
+      <w:r>
+        <w:rPr>
+          <w:rFonts w:ascii="Times New Roman" w:hAnsi="Times New Roman" w:cs="Times New Roman"/>
+          <w:sz w:val="32"/>
+          <w:szCs w:val="32"/>
+        </w:rPr>
+        <w:t xml:space="preserve"> </w:t>
+      </w:r>
+      <w:proofErr w:type="spellStart"/>
+      <w:r>
+        <w:rPr>
+          <w:rFonts w:ascii="Times New Roman" w:hAnsi="Times New Roman" w:cs="Times New Roman"/>
+          <w:sz w:val="32"/>
+          <w:szCs w:val="32"/>
+        </w:rPr>
+        <w:t>Encryption</w:t>
+      </w:r>
+      <w:proofErr w:type="spellEnd"/>
+      <w:r>
+        <w:rPr>
+          <w:rFonts w:ascii="Times New Roman" w:hAnsi="Times New Roman" w:cs="Times New Roman"/>
+          <w:sz w:val="32"/>
+          <w:szCs w:val="32"/>
+          <w:lang w:val="en-US"/>
+        </w:rPr>
+        <w:t>”</w:t>
       </w:r>
     </w:p>
     <w:p>
       <w:pPr>
-        <w:rPr>
-          <w:rFonts w:ascii="Times New Roman" w:hAnsi="Times New Roman" w:cs="Times New Roman"/>
-          <w:sz w:val="28"/>
-          <w:szCs w:val="28"/>
-          <w:lang w:val="en-GB"/>
+        <w:jc w:val="both"/>
+        <w:rPr>
+          <w:rFonts w:ascii="Times New Roman" w:hAnsi="Times New Roman" w:cs="Times New Roman"/>
+          <w:b/>
+          <w:bCs/>
+          <w:sz w:val="32"/>
+          <w:szCs w:val="32"/>
         </w:rPr>
       </w:pPr>
       <w:r>
         <w:rPr>
           <w:rFonts w:ascii="Times New Roman" w:hAnsi="Times New Roman" w:cs="Times New Roman"/>
-          <w:sz w:val="28"/>
-          <w:szCs w:val="28"/>
-          <w:lang w:val="en-GB"/>
-        </w:rPr>
-        <w:t>A central aspect of the research is the integration of theory and practical experimentation. The</w:t>
-      </w:r>
-      <w:r>
-        <w:rPr>
-          <w:rFonts w:ascii="Times New Roman" w:hAnsi="Times New Roman" w:cs="Times New Roman"/>
-          <w:sz w:val="28"/>
-          <w:szCs w:val="28"/>
-          <w:lang w:val="en-GB"/>
-        </w:rPr>
-        <w:t xml:space="preserve"> </w:t>
-      </w:r>
-      <w:r>
-        <w:rPr>
-          <w:rFonts w:ascii="Times New Roman" w:hAnsi="Times New Roman" w:cs="Times New Roman"/>
-          <w:sz w:val="28"/>
-          <w:szCs w:val="28"/>
-          <w:lang w:val="en-GB"/>
-        </w:rPr>
-        <w:t xml:space="preserve">proposed methodology combines </w:t>
-      </w:r>
-      <w:r>
-        <w:rPr>
-          <w:rFonts w:ascii="Times New Roman" w:hAnsi="Times New Roman" w:cs="Times New Roman"/>
-          <w:sz w:val="28"/>
-          <w:szCs w:val="28"/>
-          <w:lang w:val="en-GB"/>
-        </w:rPr>
-        <w:t>theoretical analysis of chaotic behaviour</w:t>
-      </w:r>
-      <w:r>
-        <w:rPr>
-          <w:rFonts w:ascii="Times New Roman" w:hAnsi="Times New Roman" w:cs="Times New Roman"/>
-          <w:sz w:val="28"/>
-          <w:szCs w:val="28"/>
-          <w:lang w:val="en-GB"/>
-        </w:rPr>
-        <w:t xml:space="preserve"> with empirical</w:t>
-      </w:r>
-      <w:r>
-        <w:rPr>
-          <w:rFonts w:ascii="Times New Roman" w:hAnsi="Times New Roman" w:cs="Times New Roman"/>
-          <w:sz w:val="28"/>
-          <w:szCs w:val="28"/>
-          <w:lang w:val="en-GB"/>
-        </w:rPr>
-        <w:t xml:space="preserve"> </w:t>
-      </w:r>
-      <w:r>
-        <w:rPr>
-          <w:rFonts w:ascii="Times New Roman" w:hAnsi="Times New Roman" w:cs="Times New Roman"/>
-          <w:sz w:val="28"/>
-          <w:szCs w:val="28"/>
-          <w:lang w:val="en-GB"/>
-        </w:rPr>
-        <w:t>evaluation of the generated binary sequences using the NIST Statistical Test Suite.</w:t>
-      </w:r>
+          <w:b/>
+          <w:bCs/>
+          <w:sz w:val="32"/>
+          <w:szCs w:val="32"/>
+          <w:lang w:val="en-US"/>
+        </w:rPr>
+        <w:t xml:space="preserve">University: </w:t>
+      </w:r>
+      <w:proofErr w:type="spellStart"/>
+      <w:r>
+        <w:rPr>
+          <w:rFonts w:ascii="Times New Roman" w:hAnsi="Times New Roman" w:cs="Times New Roman"/>
+          <w:sz w:val="32"/>
+          <w:szCs w:val="32"/>
+        </w:rPr>
+        <w:t>Yuriy</w:t>
+      </w:r>
+      <w:proofErr w:type="spellEnd"/>
+      <w:r>
+        <w:rPr>
+          <w:rFonts w:ascii="Times New Roman" w:hAnsi="Times New Roman" w:cs="Times New Roman"/>
+          <w:sz w:val="32"/>
+          <w:szCs w:val="32"/>
+        </w:rPr>
+        <w:t xml:space="preserve"> </w:t>
+      </w:r>
+      <w:proofErr w:type="spellStart"/>
+      <w:r>
+        <w:rPr>
+          <w:rFonts w:ascii="Times New Roman" w:hAnsi="Times New Roman" w:cs="Times New Roman"/>
+          <w:sz w:val="32"/>
+          <w:szCs w:val="32"/>
+        </w:rPr>
+        <w:t>Fedkovych</w:t>
+      </w:r>
+      <w:proofErr w:type="spellEnd"/>
+      <w:r>
+        <w:rPr>
+          <w:rFonts w:ascii="Times New Roman" w:hAnsi="Times New Roman" w:cs="Times New Roman"/>
+          <w:sz w:val="32"/>
+          <w:szCs w:val="32"/>
+        </w:rPr>
+        <w:t xml:space="preserve"> </w:t>
+      </w:r>
+      <w:proofErr w:type="spellStart"/>
+      <w:r>
+        <w:rPr>
+          <w:rFonts w:ascii="Times New Roman" w:hAnsi="Times New Roman" w:cs="Times New Roman"/>
+          <w:sz w:val="32"/>
+          <w:szCs w:val="32"/>
+        </w:rPr>
+        <w:t>Chernivtsi</w:t>
+      </w:r>
+      <w:proofErr w:type="spellEnd"/>
+      <w:r>
+        <w:rPr>
+          <w:rFonts w:ascii="Times New Roman" w:hAnsi="Times New Roman" w:cs="Times New Roman"/>
+          <w:sz w:val="32"/>
+          <w:szCs w:val="32"/>
+        </w:rPr>
+        <w:t xml:space="preserve"> </w:t>
+      </w:r>
+      <w:proofErr w:type="spellStart"/>
+      <w:r>
+        <w:rPr>
+          <w:rFonts w:ascii="Times New Roman" w:hAnsi="Times New Roman" w:cs="Times New Roman"/>
+          <w:sz w:val="32"/>
+          <w:szCs w:val="32"/>
+        </w:rPr>
+        <w:t>National</w:t>
+      </w:r>
+      <w:proofErr w:type="spellEnd"/>
+      <w:r>
+        <w:rPr>
+          <w:rFonts w:ascii="Times New Roman" w:hAnsi="Times New Roman" w:cs="Times New Roman"/>
+          <w:sz w:val="32"/>
+          <w:szCs w:val="32"/>
+        </w:rPr>
+        <w:t xml:space="preserve"> </w:t>
+      </w:r>
+      <w:proofErr w:type="spellStart"/>
+      <w:r>
+        <w:rPr>
+          <w:rFonts w:ascii="Times New Roman" w:hAnsi="Times New Roman" w:cs="Times New Roman"/>
+          <w:sz w:val="32"/>
+          <w:szCs w:val="32"/>
+        </w:rPr>
+        <w:t>University</w:t>
+      </w:r>
+      <w:proofErr w:type="spellEnd"/>
     </w:p>
     <w:p>
       <w:pPr>
-        <w:rPr>
-          <w:rFonts w:ascii="Times New Roman" w:hAnsi="Times New Roman" w:cs="Times New Roman"/>
-          <w:sz w:val="28"/>
-          <w:szCs w:val="28"/>
-          <w:lang w:val="en-GB"/>
+        <w:jc w:val="both"/>
+        <w:rPr>
+          <w:rFonts w:ascii="Times New Roman" w:hAnsi="Times New Roman" w:cs="Times New Roman"/>
+          <w:sz w:val="32"/>
+          <w:szCs w:val="32"/>
+          <w:lang w:val="en-US"/>
         </w:rPr>
       </w:pPr>
       <w:r>
         <w:rPr>
           <w:rFonts w:ascii="Times New Roman" w:hAnsi="Times New Roman" w:cs="Times New Roman"/>
-          <w:sz w:val="28"/>
-          <w:szCs w:val="28"/>
-          <w:lang w:val="en-GB"/>
-        </w:rPr>
-        <w:t>The theoretical part of the thesis included a comparative analysis of the underlying chaotic</w:t>
-      </w:r>
-      <w:r>
-        <w:rPr>
-          <w:rFonts w:ascii="Times New Roman" w:hAnsi="Times New Roman" w:cs="Times New Roman"/>
-          <w:sz w:val="28"/>
-          <w:szCs w:val="28"/>
-          <w:lang w:val="en-GB"/>
-        </w:rPr>
-        <w:t xml:space="preserve"> </w:t>
-      </w:r>
-      <w:r>
-        <w:rPr>
-          <w:rFonts w:ascii="Times New Roman" w:hAnsi="Times New Roman" w:cs="Times New Roman"/>
-          <w:sz w:val="28"/>
-          <w:szCs w:val="28"/>
-          <w:lang w:val="en-GB"/>
-        </w:rPr>
-        <w:t>systems using the largest Lyapunov exponent, the Kaplan-Yorke dimension, the Kolmogorov-Sinai</w:t>
-      </w:r>
-      <w:r>
-        <w:rPr>
-          <w:rFonts w:ascii="Times New Roman" w:hAnsi="Times New Roman" w:cs="Times New Roman"/>
-          <w:sz w:val="28"/>
-          <w:szCs w:val="28"/>
-          <w:lang w:val="en-GB"/>
-        </w:rPr>
-        <w:t xml:space="preserve"> </w:t>
-      </w:r>
-      <w:r>
-        <w:rPr>
-          <w:rFonts w:ascii="Times New Roman" w:hAnsi="Times New Roman" w:cs="Times New Roman"/>
-          <w:sz w:val="28"/>
-          <w:szCs w:val="28"/>
-          <w:lang w:val="en-GB"/>
-        </w:rPr>
-        <w:t>entropy, Fourier spectra, and estimated computational complexity. The analysis showed that the</w:t>
-      </w:r>
-      <w:r>
-        <w:rPr>
-          <w:rFonts w:ascii="Times New Roman" w:hAnsi="Times New Roman" w:cs="Times New Roman"/>
-          <w:sz w:val="28"/>
-          <w:szCs w:val="28"/>
-          <w:lang w:val="en-GB"/>
-        </w:rPr>
-        <w:t xml:space="preserve"> </w:t>
-      </w:r>
-      <w:r>
-        <w:rPr>
-          <w:rFonts w:ascii="Times New Roman" w:hAnsi="Times New Roman" w:cs="Times New Roman"/>
-          <w:sz w:val="28"/>
-          <w:szCs w:val="28"/>
-          <w:lang w:val="en-GB"/>
-        </w:rPr>
-        <w:t>Lorenz system has the highest chaotic intensity among the investigated continuous models, with a</w:t>
-      </w:r>
-      <w:r>
-        <w:rPr>
-          <w:rFonts w:ascii="Times New Roman" w:hAnsi="Times New Roman" w:cs="Times New Roman"/>
-          <w:sz w:val="28"/>
-          <w:szCs w:val="28"/>
-          <w:lang w:val="en-GB"/>
-        </w:rPr>
-        <w:t xml:space="preserve"> </w:t>
-      </w:r>
-      <w:r>
-        <w:rPr>
-          <w:rFonts w:ascii="Times New Roman" w:hAnsi="Times New Roman" w:cs="Times New Roman"/>
-          <w:sz w:val="28"/>
-          <w:szCs w:val="28"/>
-          <w:lang w:val="en-GB"/>
-        </w:rPr>
-        <w:t>largest Lyapunov exponent of approximately 0.90557. Chua’s system provides a favourable</w:t>
-      </w:r>
-      <w:r>
-        <w:rPr>
-          <w:rFonts w:ascii="Times New Roman" w:hAnsi="Times New Roman" w:cs="Times New Roman"/>
-          <w:sz w:val="28"/>
-          <w:szCs w:val="28"/>
-          <w:lang w:val="en-GB"/>
-        </w:rPr>
-        <w:t xml:space="preserve"> </w:t>
-      </w:r>
-      <w:r>
-        <w:rPr>
-          <w:rFonts w:ascii="Times New Roman" w:hAnsi="Times New Roman" w:cs="Times New Roman"/>
-          <w:sz w:val="28"/>
-          <w:szCs w:val="28"/>
-          <w:lang w:val="en-GB"/>
-        </w:rPr>
-        <w:t>balance between chaotic intensity and attractor complexity, while the Duffing oscillator has the</w:t>
-      </w:r>
-      <w:r>
-        <w:rPr>
-          <w:rFonts w:ascii="Times New Roman" w:hAnsi="Times New Roman" w:cs="Times New Roman"/>
-          <w:sz w:val="28"/>
-          <w:szCs w:val="28"/>
-          <w:lang w:val="en-GB"/>
-        </w:rPr>
-        <w:t xml:space="preserve"> </w:t>
-      </w:r>
-      <w:r>
-        <w:rPr>
-          <w:rFonts w:ascii="Times New Roman" w:hAnsi="Times New Roman" w:cs="Times New Roman"/>
-          <w:sz w:val="28"/>
-          <w:szCs w:val="28"/>
-          <w:lang w:val="en-GB"/>
-        </w:rPr>
-        <w:t>highest estimated fractal dimension among the continuous systems considered. The logistic map</w:t>
-      </w:r>
-      <w:r>
-        <w:rPr>
-          <w:rFonts w:ascii="Times New Roman" w:hAnsi="Times New Roman" w:cs="Times New Roman"/>
-          <w:sz w:val="28"/>
-          <w:szCs w:val="28"/>
-          <w:lang w:val="en-GB"/>
-        </w:rPr>
-        <w:t xml:space="preserve"> </w:t>
-      </w:r>
-      <w:r>
-        <w:rPr>
-          <w:rFonts w:ascii="Times New Roman" w:hAnsi="Times New Roman" w:cs="Times New Roman"/>
-          <w:sz w:val="28"/>
-          <w:szCs w:val="28"/>
-          <w:lang w:val="en-GB"/>
-        </w:rPr>
-        <w:t>offers the best balance between chaotic behaviour and computational simplicity because its state</w:t>
-      </w:r>
-      <w:r>
-        <w:rPr>
-          <w:rFonts w:ascii="Times New Roman" w:hAnsi="Times New Roman" w:cs="Times New Roman"/>
-          <w:sz w:val="28"/>
-          <w:szCs w:val="28"/>
-          <w:lang w:val="en-GB"/>
-        </w:rPr>
-        <w:t xml:space="preserve"> </w:t>
-      </w:r>
-      <w:r>
-        <w:rPr>
-          <w:rFonts w:ascii="Times New Roman" w:hAnsi="Times New Roman" w:cs="Times New Roman"/>
-          <w:sz w:val="28"/>
-          <w:szCs w:val="28"/>
-          <w:lang w:val="en-GB"/>
-        </w:rPr>
-        <w:t>can be updated using only a small number of arithmetic operations.</w:t>
+          <w:b/>
+          <w:bCs/>
+          <w:sz w:val="32"/>
+          <w:szCs w:val="32"/>
+          <w:lang w:val="en-US"/>
+        </w:rPr>
+        <w:t xml:space="preserve">Institute: </w:t>
+      </w:r>
+      <w:proofErr w:type="spellStart"/>
+      <w:r>
+        <w:rPr>
+          <w:rFonts w:ascii="Times New Roman" w:hAnsi="Times New Roman" w:cs="Times New Roman"/>
+          <w:sz w:val="32"/>
+          <w:szCs w:val="32"/>
+        </w:rPr>
+        <w:t>Educational</w:t>
+      </w:r>
+      <w:proofErr w:type="spellEnd"/>
+      <w:r>
+        <w:rPr>
+          <w:rFonts w:ascii="Times New Roman" w:hAnsi="Times New Roman" w:cs="Times New Roman"/>
+          <w:sz w:val="32"/>
+          <w:szCs w:val="32"/>
+        </w:rPr>
+        <w:t xml:space="preserve"> </w:t>
+      </w:r>
+      <w:proofErr w:type="spellStart"/>
+      <w:r>
+        <w:rPr>
+          <w:rFonts w:ascii="Times New Roman" w:hAnsi="Times New Roman" w:cs="Times New Roman"/>
+          <w:sz w:val="32"/>
+          <w:szCs w:val="32"/>
+        </w:rPr>
+        <w:t>and</w:t>
+      </w:r>
+      <w:proofErr w:type="spellEnd"/>
+      <w:r>
+        <w:rPr>
+          <w:rFonts w:ascii="Times New Roman" w:hAnsi="Times New Roman" w:cs="Times New Roman"/>
+          <w:sz w:val="32"/>
+          <w:szCs w:val="32"/>
+        </w:rPr>
+        <w:t xml:space="preserve"> </w:t>
+      </w:r>
+      <w:proofErr w:type="spellStart"/>
+      <w:r>
+        <w:rPr>
+          <w:rFonts w:ascii="Times New Roman" w:hAnsi="Times New Roman" w:cs="Times New Roman"/>
+          <w:sz w:val="32"/>
+          <w:szCs w:val="32"/>
+        </w:rPr>
+        <w:t>Scientific</w:t>
+      </w:r>
+      <w:proofErr w:type="spellEnd"/>
+      <w:r>
+        <w:rPr>
+          <w:rFonts w:ascii="Times New Roman" w:hAnsi="Times New Roman" w:cs="Times New Roman"/>
+          <w:sz w:val="32"/>
+          <w:szCs w:val="32"/>
+        </w:rPr>
+        <w:t xml:space="preserve"> </w:t>
+      </w:r>
+      <w:proofErr w:type="spellStart"/>
+      <w:r>
+        <w:rPr>
+          <w:rFonts w:ascii="Times New Roman" w:hAnsi="Times New Roman" w:cs="Times New Roman"/>
+          <w:sz w:val="32"/>
+          <w:szCs w:val="32"/>
+        </w:rPr>
+        <w:t>Institute</w:t>
+      </w:r>
+      <w:proofErr w:type="spellEnd"/>
+      <w:r>
+        <w:rPr>
+          <w:rFonts w:ascii="Times New Roman" w:hAnsi="Times New Roman" w:cs="Times New Roman"/>
+          <w:sz w:val="32"/>
+          <w:szCs w:val="32"/>
+        </w:rPr>
+        <w:t xml:space="preserve"> </w:t>
+      </w:r>
+      <w:proofErr w:type="spellStart"/>
+      <w:r>
+        <w:rPr>
+          <w:rFonts w:ascii="Times New Roman" w:hAnsi="Times New Roman" w:cs="Times New Roman"/>
+          <w:sz w:val="32"/>
+          <w:szCs w:val="32"/>
+        </w:rPr>
+        <w:t>of</w:t>
+      </w:r>
+      <w:proofErr w:type="spellEnd"/>
+      <w:r>
+        <w:rPr>
+          <w:rFonts w:ascii="Times New Roman" w:hAnsi="Times New Roman" w:cs="Times New Roman"/>
+          <w:sz w:val="32"/>
+          <w:szCs w:val="32"/>
+        </w:rPr>
+        <w:t xml:space="preserve"> </w:t>
+      </w:r>
+      <w:proofErr w:type="spellStart"/>
+      <w:r>
+        <w:rPr>
+          <w:rFonts w:ascii="Times New Roman" w:hAnsi="Times New Roman" w:cs="Times New Roman"/>
+          <w:sz w:val="32"/>
+          <w:szCs w:val="32"/>
+        </w:rPr>
+        <w:t>Physical</w:t>
+      </w:r>
+      <w:proofErr w:type="spellEnd"/>
+      <w:r>
+        <w:rPr>
+          <w:rFonts w:ascii="Times New Roman" w:hAnsi="Times New Roman" w:cs="Times New Roman"/>
+          <w:sz w:val="32"/>
+          <w:szCs w:val="32"/>
+        </w:rPr>
+        <w:t xml:space="preserve">, </w:t>
+      </w:r>
+      <w:proofErr w:type="spellStart"/>
+      <w:r>
+        <w:rPr>
+          <w:rFonts w:ascii="Times New Roman" w:hAnsi="Times New Roman" w:cs="Times New Roman"/>
+          <w:sz w:val="32"/>
+          <w:szCs w:val="32"/>
+        </w:rPr>
+        <w:t>Technical</w:t>
+      </w:r>
+      <w:proofErr w:type="spellEnd"/>
+      <w:r>
+        <w:rPr>
+          <w:rFonts w:ascii="Times New Roman" w:hAnsi="Times New Roman" w:cs="Times New Roman"/>
+          <w:sz w:val="32"/>
+          <w:szCs w:val="32"/>
+        </w:rPr>
+        <w:t xml:space="preserve"> </w:t>
+      </w:r>
+      <w:proofErr w:type="spellStart"/>
+      <w:r>
+        <w:rPr>
+          <w:rFonts w:ascii="Times New Roman" w:hAnsi="Times New Roman" w:cs="Times New Roman"/>
+          <w:sz w:val="32"/>
+          <w:szCs w:val="32"/>
+        </w:rPr>
+        <w:t>and</w:t>
+      </w:r>
+      <w:proofErr w:type="spellEnd"/>
+      <w:r>
+        <w:rPr>
+          <w:rFonts w:ascii="Times New Roman" w:hAnsi="Times New Roman" w:cs="Times New Roman"/>
+          <w:sz w:val="32"/>
+          <w:szCs w:val="32"/>
+        </w:rPr>
+        <w:t xml:space="preserve"> </w:t>
+      </w:r>
+      <w:proofErr w:type="spellStart"/>
+      <w:r>
+        <w:rPr>
+          <w:rFonts w:ascii="Times New Roman" w:hAnsi="Times New Roman" w:cs="Times New Roman"/>
+          <w:sz w:val="32"/>
+          <w:szCs w:val="32"/>
+        </w:rPr>
+        <w:t>Computer</w:t>
+      </w:r>
+      <w:proofErr w:type="spellEnd"/>
+      <w:r>
+        <w:rPr>
+          <w:rFonts w:ascii="Times New Roman" w:hAnsi="Times New Roman" w:cs="Times New Roman"/>
+          <w:sz w:val="32"/>
+          <w:szCs w:val="32"/>
+        </w:rPr>
+        <w:t xml:space="preserve"> </w:t>
+      </w:r>
+      <w:proofErr w:type="spellStart"/>
+      <w:r>
+        <w:rPr>
+          <w:rFonts w:ascii="Times New Roman" w:hAnsi="Times New Roman" w:cs="Times New Roman"/>
+          <w:sz w:val="32"/>
+          <w:szCs w:val="32"/>
+        </w:rPr>
+        <w:t>Sciences</w:t>
+      </w:r>
+      <w:proofErr w:type="spellEnd"/>
+    </w:p>
+    <w:p>
+      <w:pPr>
+        <w:jc w:val="both"/>
+        <w:rPr>
+          <w:rFonts w:ascii="Times New Roman" w:hAnsi="Times New Roman" w:cs="Times New Roman"/>
+          <w:b/>
+          <w:bCs/>
+          <w:sz w:val="32"/>
+          <w:szCs w:val="32"/>
+          <w:lang w:val="en-US"/>
+        </w:rPr>
+      </w:pPr>
+      <w:r>
+        <w:rPr>
+          <w:rFonts w:ascii="Times New Roman" w:hAnsi="Times New Roman" w:cs="Times New Roman"/>
+          <w:b/>
+          <w:bCs/>
+          <w:sz w:val="32"/>
+          <w:szCs w:val="32"/>
+          <w:lang w:val="en-US"/>
+        </w:rPr>
+        <w:t xml:space="preserve">Educational program: </w:t>
+      </w:r>
+      <w:r>
+        <w:rPr>
+          <w:rFonts w:ascii="Times New Roman" w:hAnsi="Times New Roman" w:cs="Times New Roman"/>
+          <w:sz w:val="32"/>
+          <w:szCs w:val="32"/>
+          <w:lang w:val="en-US"/>
+        </w:rPr>
+        <w:t>Software Engineering</w:t>
+      </w:r>
+    </w:p>
+    <w:p>
+      <w:pPr>
+        <w:jc w:val="both"/>
+        <w:rPr>
+          <w:rFonts w:ascii="Times New Roman" w:hAnsi="Times New Roman" w:cs="Times New Roman"/>
+          <w:b/>
+          <w:bCs/>
+          <w:sz w:val="32"/>
+          <w:szCs w:val="32"/>
+          <w:lang w:val="en-US"/>
+        </w:rPr>
+      </w:pPr>
+      <w:r>
+        <w:rPr>
+          <w:rFonts w:ascii="Times New Roman" w:hAnsi="Times New Roman" w:cs="Times New Roman"/>
+          <w:b/>
+          <w:bCs/>
+          <w:sz w:val="32"/>
+          <w:szCs w:val="32"/>
+          <w:lang w:val="en-US"/>
+        </w:rPr>
+        <w:t xml:space="preserve">Specialty: </w:t>
+      </w:r>
+      <w:r>
+        <w:rPr>
+          <w:rFonts w:ascii="Times New Roman" w:hAnsi="Times New Roman" w:cs="Times New Roman"/>
+          <w:sz w:val="32"/>
+          <w:szCs w:val="32"/>
+          <w:lang w:val="en-US"/>
+        </w:rPr>
+        <w:t>121 – Software Engineering</w:t>
+      </w:r>
+    </w:p>
+    <w:p>
+      <w:pPr>
+        <w:jc w:val="both"/>
+        <w:rPr>
+          <w:rFonts w:ascii="Times New Roman" w:hAnsi="Times New Roman" w:cs="Times New Roman"/>
+          <w:sz w:val="32"/>
+          <w:szCs w:val="32"/>
+          <w:lang w:val="en-US"/>
+        </w:rPr>
+      </w:pPr>
+      <w:r>
+        <w:rPr>
+          <w:rFonts w:ascii="Times New Roman" w:hAnsi="Times New Roman" w:cs="Times New Roman"/>
+          <w:b/>
+          <w:bCs/>
+          <w:sz w:val="32"/>
+          <w:szCs w:val="32"/>
+          <w:lang w:val="en-US"/>
+        </w:rPr>
+        <w:t xml:space="preserve">Department: </w:t>
+      </w:r>
+      <w:proofErr w:type="spellStart"/>
+      <w:r>
+        <w:rPr>
+          <w:rFonts w:ascii="Times New Roman" w:hAnsi="Times New Roman" w:cs="Times New Roman"/>
+          <w:sz w:val="32"/>
+          <w:szCs w:val="32"/>
+        </w:rPr>
+        <w:t>Department</w:t>
+      </w:r>
+      <w:proofErr w:type="spellEnd"/>
+      <w:r>
+        <w:rPr>
+          <w:rFonts w:ascii="Times New Roman" w:hAnsi="Times New Roman" w:cs="Times New Roman"/>
+          <w:sz w:val="32"/>
+          <w:szCs w:val="32"/>
+        </w:rPr>
+        <w:t xml:space="preserve"> </w:t>
+      </w:r>
+      <w:proofErr w:type="spellStart"/>
+      <w:r>
+        <w:rPr>
+          <w:rFonts w:ascii="Times New Roman" w:hAnsi="Times New Roman" w:cs="Times New Roman"/>
+          <w:sz w:val="32"/>
+          <w:szCs w:val="32"/>
+        </w:rPr>
+        <w:t>of</w:t>
+      </w:r>
+      <w:proofErr w:type="spellEnd"/>
+      <w:r>
+        <w:rPr>
+          <w:rFonts w:ascii="Times New Roman" w:hAnsi="Times New Roman" w:cs="Times New Roman"/>
+          <w:sz w:val="32"/>
+          <w:szCs w:val="32"/>
+        </w:rPr>
+        <w:t xml:space="preserve"> </w:t>
+      </w:r>
+      <w:proofErr w:type="spellStart"/>
+      <w:r>
+        <w:rPr>
+          <w:rFonts w:ascii="Times New Roman" w:hAnsi="Times New Roman" w:cs="Times New Roman"/>
+          <w:sz w:val="32"/>
+          <w:szCs w:val="32"/>
+        </w:rPr>
+        <w:t>Software</w:t>
+      </w:r>
+      <w:proofErr w:type="spellEnd"/>
+      <w:r>
+        <w:rPr>
+          <w:rFonts w:ascii="Times New Roman" w:hAnsi="Times New Roman" w:cs="Times New Roman"/>
+          <w:sz w:val="32"/>
+          <w:szCs w:val="32"/>
+        </w:rPr>
+        <w:t xml:space="preserve"> </w:t>
+      </w:r>
+      <w:proofErr w:type="spellStart"/>
+      <w:r>
+        <w:rPr>
+          <w:rFonts w:ascii="Times New Roman" w:hAnsi="Times New Roman" w:cs="Times New Roman"/>
+          <w:sz w:val="32"/>
+          <w:szCs w:val="32"/>
+        </w:rPr>
+        <w:t>Engineering</w:t>
+      </w:r>
+      <w:proofErr w:type="spellEnd"/>
+      <w:r>
+        <w:rPr>
+          <w:rFonts w:ascii="Times New Roman" w:hAnsi="Times New Roman" w:cs="Times New Roman"/>
+          <w:sz w:val="32"/>
+          <w:szCs w:val="32"/>
+        </w:rPr>
+        <w:t xml:space="preserve"> </w:t>
+      </w:r>
+      <w:proofErr w:type="spellStart"/>
+      <w:r>
+        <w:rPr>
+          <w:rFonts w:ascii="Times New Roman" w:hAnsi="Times New Roman" w:cs="Times New Roman"/>
+          <w:sz w:val="32"/>
+          <w:szCs w:val="32"/>
+        </w:rPr>
+        <w:t>of</w:t>
+      </w:r>
+      <w:proofErr w:type="spellEnd"/>
+      <w:r>
+        <w:rPr>
+          <w:rFonts w:ascii="Times New Roman" w:hAnsi="Times New Roman" w:cs="Times New Roman"/>
+          <w:sz w:val="32"/>
+          <w:szCs w:val="32"/>
+        </w:rPr>
+        <w:t xml:space="preserve"> </w:t>
+      </w:r>
+      <w:proofErr w:type="spellStart"/>
+      <w:r>
+        <w:rPr>
+          <w:rFonts w:ascii="Times New Roman" w:hAnsi="Times New Roman" w:cs="Times New Roman"/>
+          <w:sz w:val="32"/>
+          <w:szCs w:val="32"/>
+        </w:rPr>
+        <w:t>Computer</w:t>
+      </w:r>
+      <w:proofErr w:type="spellEnd"/>
+      <w:r>
+        <w:rPr>
+          <w:rFonts w:ascii="Times New Roman" w:hAnsi="Times New Roman" w:cs="Times New Roman"/>
+          <w:sz w:val="32"/>
+          <w:szCs w:val="32"/>
+        </w:rPr>
+        <w:t xml:space="preserve"> </w:t>
+      </w:r>
+      <w:proofErr w:type="spellStart"/>
+      <w:r>
+        <w:rPr>
+          <w:rFonts w:ascii="Times New Roman" w:hAnsi="Times New Roman" w:cs="Times New Roman"/>
+          <w:sz w:val="32"/>
+          <w:szCs w:val="32"/>
+        </w:rPr>
+        <w:t>Systems</w:t>
+      </w:r>
+      <w:proofErr w:type="spellEnd"/>
+    </w:p>
+    <w:p>
+      <w:pPr>
+        <w:jc w:val="both"/>
+        <w:rPr>
+          <w:rFonts w:ascii="Times New Roman" w:hAnsi="Times New Roman" w:cs="Times New Roman"/>
+          <w:b/>
+          <w:bCs/>
+          <w:sz w:val="32"/>
+          <w:szCs w:val="32"/>
+          <w:lang w:val="en-US"/>
+        </w:rPr>
+      </w:pPr>
+      <w:r>
+        <w:rPr>
+          <w:rFonts w:ascii="Times New Roman" w:hAnsi="Times New Roman" w:cs="Times New Roman"/>
+          <w:b/>
+          <w:bCs/>
+          <w:sz w:val="32"/>
+          <w:szCs w:val="32"/>
+          <w:lang w:val="en-US"/>
+        </w:rPr>
+        <w:t>GitHub Thesis Repository Link</w:t>
+      </w:r>
+      <w:r>
+        <w:rPr>
+          <w:rFonts w:ascii="Times New Roman" w:hAnsi="Times New Roman" w:cs="Times New Roman"/>
+          <w:b/>
+          <w:bCs/>
+          <w:sz w:val="32"/>
+          <w:szCs w:val="32"/>
+        </w:rPr>
+        <w:t>:</w:t>
+      </w:r>
+    </w:p>
+    <w:p>
+      <w:pPr>
+        <w:jc w:val="both"/>
+        <w:rPr>
+          <w:rFonts w:ascii="Times New Roman" w:hAnsi="Times New Roman" w:cs="Times New Roman"/>
+          <w:sz w:val="32"/>
+          <w:szCs w:val="32"/>
+          <w:lang w:val="en-US"/>
+        </w:rPr>
+      </w:pPr>
+      <w:hyperlink r:id="rId4" w:history="1">
+        <w:r>
+          <w:rPr>
+            <w:rStyle w:val="ae"/>
+            <w:rFonts w:ascii="Times New Roman" w:hAnsi="Times New Roman" w:cs="Times New Roman"/>
+            <w:sz w:val="32"/>
+            <w:szCs w:val="32"/>
+            <w:lang w:val="en-US"/>
+          </w:rPr>
+          <w:t>https://github.com/OlexMatiukhin/bachelor-thesis</w:t>
+        </w:r>
+      </w:hyperlink>
+      <w:r>
+        <w:rPr>
+          <w:rFonts w:ascii="Times New Roman" w:hAnsi="Times New Roman" w:cs="Times New Roman"/>
+          <w:sz w:val="32"/>
+          <w:szCs w:val="32"/>
+          <w:lang w:val="en-US"/>
+        </w:rPr>
+        <w:t xml:space="preserve"> </w:t>
+      </w:r>
+    </w:p>
+    <w:p>
+      <w:pPr>
+        <w:jc w:val="both"/>
+        <w:rPr>
+          <w:rFonts w:ascii="Times New Roman" w:hAnsi="Times New Roman" w:cs="Times New Roman"/>
+          <w:b/>
+          <w:bCs/>
+          <w:sz w:val="32"/>
+          <w:szCs w:val="32"/>
+          <w:lang w:val="en-US"/>
+        </w:rPr>
+      </w:pPr>
+      <w:r>
+        <w:rPr>
+          <w:rFonts w:ascii="Times New Roman" w:hAnsi="Times New Roman" w:cs="Times New Roman"/>
+          <w:b/>
+          <w:bCs/>
+          <w:sz w:val="32"/>
+          <w:szCs w:val="32"/>
+          <w:lang w:val="en-US"/>
+        </w:rPr>
+        <w:t xml:space="preserve">University </w:t>
+      </w:r>
+      <w:r>
+        <w:rPr>
+          <w:rFonts w:ascii="Times New Roman" w:hAnsi="Times New Roman" w:cs="Times New Roman"/>
+          <w:b/>
+          <w:bCs/>
+          <w:sz w:val="32"/>
+          <w:szCs w:val="32"/>
+          <w:lang w:val="en-US"/>
+        </w:rPr>
+        <w:t>Thesis Repository Link:</w:t>
+      </w:r>
+    </w:p>
+    <w:p>
+      <w:pPr>
+        <w:jc w:val="both"/>
+        <w:rPr>
+          <w:rFonts w:ascii="Times New Roman" w:hAnsi="Times New Roman" w:cs="Times New Roman"/>
+          <w:sz w:val="32"/>
+          <w:szCs w:val="32"/>
+          <w:lang w:val="en-US"/>
+        </w:rPr>
+      </w:pPr>
+      <w:hyperlink r:id="rId5" w:history="1">
+        <w:r>
+          <w:rPr>
+            <w:rStyle w:val="ae"/>
+            <w:rFonts w:ascii="Times New Roman" w:hAnsi="Times New Roman" w:cs="Times New Roman"/>
+            <w:sz w:val="32"/>
+            <w:szCs w:val="32"/>
+            <w:lang w:val="en-US"/>
+          </w:rPr>
+          <w:t>https://drive.g</w:t>
+        </w:r>
+        <w:r>
+          <w:rPr>
+            <w:rStyle w:val="ae"/>
+            <w:rFonts w:ascii="Times New Roman" w:hAnsi="Times New Roman" w:cs="Times New Roman"/>
+            <w:sz w:val="32"/>
+            <w:szCs w:val="32"/>
+            <w:lang w:val="en-US"/>
+          </w:rPr>
+          <w:t>o</w:t>
+        </w:r>
+        <w:r>
+          <w:rPr>
+            <w:rStyle w:val="ae"/>
+            <w:rFonts w:ascii="Times New Roman" w:hAnsi="Times New Roman" w:cs="Times New Roman"/>
+            <w:sz w:val="32"/>
+            <w:szCs w:val="32"/>
+            <w:lang w:val="en-US"/>
+          </w:rPr>
+          <w:t>ogle.com/drive/u/0/folders/1TmnW8a1aCNCri-JInnujd2d7IS_nM89G</w:t>
+        </w:r>
+      </w:hyperlink>
+    </w:p>
+    <w:p>
+      <w:pPr>
+        <w:jc w:val="both"/>
+        <w:rPr>
+          <w:rFonts w:ascii="Times New Roman" w:hAnsi="Times New Roman" w:cs="Times New Roman"/>
+          <w:b/>
+          <w:bCs/>
+          <w:sz w:val="32"/>
+          <w:szCs w:val="32"/>
+          <w:lang w:val="en-US"/>
+        </w:rPr>
+      </w:pPr>
+      <w:r>
+        <w:rPr>
+          <w:rFonts w:ascii="Times New Roman" w:hAnsi="Times New Roman" w:cs="Times New Roman"/>
+          <w:b/>
+          <w:bCs/>
+          <w:sz w:val="32"/>
+          <w:szCs w:val="32"/>
+          <w:lang w:val="en-US"/>
+        </w:rPr>
+        <w:t>Full text of the Thesis in Ukrainian Link:</w:t>
+      </w:r>
+    </w:p>
+    <w:p>
+      <w:pPr>
+        <w:jc w:val="both"/>
+        <w:rPr>
+          <w:rFonts w:ascii="Times New Roman" w:hAnsi="Times New Roman" w:cs="Times New Roman"/>
+          <w:sz w:val="32"/>
+          <w:szCs w:val="32"/>
+          <w:lang w:val="en-US"/>
+        </w:rPr>
+      </w:pPr>
+      <w:hyperlink r:id="rId6" w:history="1">
+        <w:r>
+          <w:rPr>
+            <w:rStyle w:val="ae"/>
+            <w:rFonts w:ascii="Times New Roman" w:hAnsi="Times New Roman" w:cs="Times New Roman"/>
+            <w:sz w:val="32"/>
+            <w:szCs w:val="32"/>
+            <w:lang w:val="en-US"/>
+          </w:rPr>
+          <w:t>https://github.com/OlexMatiukhin/bachelor-thesis/blob/main/%D0%94%D0%B8%D0%BF%D0%BB%D0%BE%D0%BC%20%20%D0%9C%D0%B0%D1%82%D1%8E%D1%85%D1%96%D0%BD%20%D0%9E%D0%9A.docx</w:t>
+        </w:r>
+      </w:hyperlink>
+    </w:p>
+    <w:p>
+      <w:pPr>
+        <w:jc w:val="center"/>
+        <w:rPr>
+          <w:rFonts w:ascii="Times New Roman" w:hAnsi="Times New Roman" w:cs="Times New Roman"/>
+          <w:b/>
+          <w:bCs/>
+          <w:sz w:val="32"/>
+          <w:szCs w:val="32"/>
+          <w:lang w:val="en-US"/>
+        </w:rPr>
+      </w:pPr>
+    </w:p>
+    <w:p>
+      <w:pPr>
+        <w:jc w:val="center"/>
+        <w:rPr>
+          <w:rFonts w:ascii="Times New Roman" w:hAnsi="Times New Roman" w:cs="Times New Roman"/>
+          <w:sz w:val="32"/>
+          <w:szCs w:val="32"/>
+          <w:lang w:val="en-US"/>
+        </w:rPr>
+      </w:pPr>
+      <w:r>
+        <w:rPr>
+          <w:rFonts w:ascii="Times New Roman" w:hAnsi="Times New Roman" w:cs="Times New Roman"/>
+          <w:b/>
+          <w:bCs/>
+          <w:sz w:val="32"/>
+          <w:szCs w:val="32"/>
+          <w:lang w:val="en-US"/>
+        </w:rPr>
+        <w:t>ABSTRACT</w:t>
       </w:r>
     </w:p>
     <w:p>
@@ -530,133 +1061,188 @@
           <w:szCs w:val="28"/>
           <w:lang w:val="en-GB"/>
         </w:rPr>
-        <w:t>The statistical properties of the generated binary sequences were evaluated using the NIST</w:t>
-      </w:r>
-      <w:r>
-        <w:rPr>
-          <w:rFonts w:ascii="Times New Roman" w:hAnsi="Times New Roman" w:cs="Times New Roman"/>
-          <w:sz w:val="28"/>
-          <w:szCs w:val="28"/>
-          <w:lang w:val="en-GB"/>
-        </w:rPr>
-        <w:t xml:space="preserve"> </w:t>
-      </w:r>
-      <w:r>
-        <w:rPr>
-          <w:rFonts w:ascii="Times New Roman" w:hAnsi="Times New Roman" w:cs="Times New Roman"/>
-          <w:sz w:val="28"/>
-          <w:szCs w:val="28"/>
-          <w:lang w:val="en-GB"/>
-        </w:rPr>
-        <w:t>Statistical Test Suite. Four experimental configurations were considered, combining floating-point-</w:t>
-      </w:r>
-      <w:r>
-        <w:rPr>
-          <w:rFonts w:ascii="Times New Roman" w:hAnsi="Times New Roman" w:cs="Times New Roman"/>
-          <w:sz w:val="28"/>
-          <w:szCs w:val="28"/>
-          <w:lang w:val="en-GB"/>
-        </w:rPr>
-        <w:t xml:space="preserve"> </w:t>
-      </w:r>
-      <w:r>
-        <w:rPr>
-          <w:rFonts w:ascii="Times New Roman" w:hAnsi="Times New Roman" w:cs="Times New Roman"/>
-          <w:sz w:val="28"/>
-          <w:szCs w:val="28"/>
-          <w:lang w:val="en-GB"/>
-        </w:rPr>
-        <w:t>based sequence formation and SHA-256 post-processing with either a single initialisation or</w:t>
-      </w:r>
-      <w:r>
-        <w:rPr>
-          <w:rFonts w:ascii="Times New Roman" w:hAnsi="Times New Roman" w:cs="Times New Roman"/>
-          <w:sz w:val="28"/>
-          <w:szCs w:val="28"/>
-          <w:lang w:val="en-GB"/>
-        </w:rPr>
-        <w:t xml:space="preserve"> </w:t>
-      </w:r>
-      <w:r>
-        <w:rPr>
-          <w:rFonts w:ascii="Times New Roman" w:hAnsi="Times New Roman" w:cs="Times New Roman"/>
-          <w:sz w:val="28"/>
-          <w:szCs w:val="28"/>
-          <w:lang w:val="en-GB"/>
-        </w:rPr>
-        <w:t>multiple initialisations. The final evaluation aggregated the results across all four configurations.</w:t>
-      </w:r>
-      <w:r>
-        <w:rPr>
-          <w:rFonts w:ascii="Times New Roman" w:hAnsi="Times New Roman" w:cs="Times New Roman"/>
-          <w:sz w:val="28"/>
-          <w:szCs w:val="28"/>
-          <w:lang w:val="en-GB"/>
-        </w:rPr>
-        <w:t xml:space="preserve"> </w:t>
-      </w:r>
-      <w:r>
-        <w:rPr>
-          <w:rFonts w:ascii="Times New Roman" w:hAnsi="Times New Roman" w:cs="Times New Roman"/>
-          <w:sz w:val="28"/>
-          <w:szCs w:val="28"/>
-          <w:lang w:val="en-GB"/>
-        </w:rPr>
-        <w:t>Logistic-Chua achieved the highest overall statistical quality score of 0.998, followed by Logistic-Duffing at 0.996, Logistic-Lorenz at 0.994, Logistic-Forced Pendulum at 0.993, Logistic-Rössler at</w:t>
-      </w:r>
-      <w:r>
-        <w:rPr>
-          <w:rFonts w:ascii="Times New Roman" w:hAnsi="Times New Roman" w:cs="Times New Roman"/>
-          <w:sz w:val="28"/>
-          <w:szCs w:val="28"/>
-          <w:lang w:val="en-GB"/>
-        </w:rPr>
-        <w:t xml:space="preserve"> </w:t>
-      </w:r>
-      <w:r>
-        <w:rPr>
-          <w:rFonts w:ascii="Times New Roman" w:hAnsi="Times New Roman" w:cs="Times New Roman"/>
-          <w:sz w:val="28"/>
-          <w:szCs w:val="28"/>
-          <w:lang w:val="en-GB"/>
-        </w:rPr>
-        <w:t>0.992, and Logistic-Van der Pol at 0.988. These results indicate that all six generators produced</w:t>
-      </w:r>
-      <w:r>
-        <w:rPr>
-          <w:rFonts w:ascii="Times New Roman" w:hAnsi="Times New Roman" w:cs="Times New Roman"/>
-          <w:sz w:val="28"/>
-          <w:szCs w:val="28"/>
-          <w:lang w:val="en-GB"/>
-        </w:rPr>
-        <w:t xml:space="preserve"> </w:t>
-      </w:r>
-      <w:r>
-        <w:rPr>
-          <w:rFonts w:ascii="Times New Roman" w:hAnsi="Times New Roman" w:cs="Times New Roman"/>
-          <w:sz w:val="28"/>
-          <w:szCs w:val="28"/>
-          <w:lang w:val="en-GB"/>
-        </w:rPr>
-        <w:t>sequences with strong statistical properties under the investigated conditions.</w:t>
-      </w:r>
-      <w:r>
-        <w:rPr>
-          <w:rFonts w:ascii="Times New Roman" w:hAnsi="Times New Roman" w:cs="Times New Roman"/>
-          <w:sz w:val="28"/>
-          <w:szCs w:val="28"/>
-          <w:lang w:val="en-GB"/>
-        </w:rPr>
-        <w:t xml:space="preserve"> </w:t>
-      </w:r>
-      <w:r>
-        <w:rPr>
-          <w:rFonts w:ascii="Times New Roman" w:hAnsi="Times New Roman" w:cs="Times New Roman"/>
-          <w:sz w:val="28"/>
-          <w:szCs w:val="28"/>
-          <w:lang w:val="en-GB"/>
-        </w:rPr>
-        <w:t xml:space="preserve">Performance benchmarks were also conducted to estimate </w:t>
+        <w:t>This bachelor’s thesis investigates the application of hybrid deterministic chaotic systems to</w:t>
+      </w:r>
+      <w:r>
+        <w:rPr>
+          <w:rFonts w:ascii="Times New Roman" w:hAnsi="Times New Roman" w:cs="Times New Roman"/>
+          <w:sz w:val="28"/>
+          <w:szCs w:val="28"/>
+          <w:lang w:val="en-GB"/>
+        </w:rPr>
+        <w:t xml:space="preserve"> </w:t>
+      </w:r>
+      <w:r>
+        <w:rPr>
+          <w:rFonts w:ascii="Times New Roman" w:hAnsi="Times New Roman" w:cs="Times New Roman"/>
+          <w:sz w:val="28"/>
+          <w:szCs w:val="28"/>
+          <w:lang w:val="en-GB"/>
+        </w:rPr>
+        <w:t>pseudorandom sequence generation and digital data encryption. The study combines theoretical</w:t>
+      </w:r>
+      <w:r>
+        <w:rPr>
+          <w:rFonts w:ascii="Times New Roman" w:hAnsi="Times New Roman" w:cs="Times New Roman"/>
+          <w:sz w:val="28"/>
+          <w:szCs w:val="28"/>
+          <w:lang w:val="en-GB"/>
+        </w:rPr>
+        <w:t xml:space="preserve"> </w:t>
+      </w:r>
+      <w:r>
+        <w:rPr>
+          <w:rFonts w:ascii="Times New Roman" w:hAnsi="Times New Roman" w:cs="Times New Roman"/>
+          <w:sz w:val="28"/>
+          <w:szCs w:val="28"/>
+          <w:lang w:val="en-GB"/>
+        </w:rPr>
+        <w:t>analysis, mathematical modelling, algorithm design, statistical evaluation, performance</w:t>
+      </w:r>
+      <w:r>
+        <w:rPr>
+          <w:rFonts w:ascii="Times New Roman" w:hAnsi="Times New Roman" w:cs="Times New Roman"/>
+          <w:sz w:val="28"/>
+          <w:szCs w:val="28"/>
+          <w:lang w:val="en-GB"/>
+        </w:rPr>
+        <w:t xml:space="preserve"> </w:t>
+      </w:r>
+      <w:r>
+        <w:rPr>
+          <w:rFonts w:ascii="Times New Roman" w:hAnsi="Times New Roman" w:cs="Times New Roman"/>
+          <w:sz w:val="28"/>
+          <w:szCs w:val="28"/>
+          <w:lang w:val="en-GB"/>
+        </w:rPr>
+        <w:t>benchmarking, and the development of a functional client-server web application. Its main</w:t>
+      </w:r>
+      <w:r>
+        <w:rPr>
+          <w:rFonts w:ascii="Times New Roman" w:hAnsi="Times New Roman" w:cs="Times New Roman"/>
+          <w:sz w:val="28"/>
+          <w:szCs w:val="28"/>
+          <w:lang w:val="en-GB"/>
+        </w:rPr>
+        <w:t xml:space="preserve"> </w:t>
+      </w:r>
+      <w:r>
+        <w:rPr>
+          <w:rFonts w:ascii="Times New Roman" w:hAnsi="Times New Roman" w:cs="Times New Roman"/>
+          <w:sz w:val="28"/>
+          <w:szCs w:val="28"/>
+          <w:lang w:val="en-GB"/>
+        </w:rPr>
+        <w:t>objective was to determine whether combining a discrete chaotic map with continuous nonlinear</w:t>
+      </w:r>
+      <w:r>
+        <w:rPr>
+          <w:rFonts w:ascii="Times New Roman" w:hAnsi="Times New Roman" w:cs="Times New Roman"/>
+          <w:sz w:val="28"/>
+          <w:szCs w:val="28"/>
+          <w:lang w:val="en-GB"/>
+        </w:rPr>
+        <w:t xml:space="preserve"> </w:t>
+      </w:r>
+      <w:r>
+        <w:rPr>
+          <w:rFonts w:ascii="Times New Roman" w:hAnsi="Times New Roman" w:cs="Times New Roman"/>
+          <w:sz w:val="28"/>
+          <w:szCs w:val="28"/>
+          <w:lang w:val="en-GB"/>
+        </w:rPr>
+        <w:t>systems could produce pseudorandom sequences with strong statistical properties while</w:t>
+      </w:r>
+      <w:r>
+        <w:rPr>
+          <w:rFonts w:ascii="Times New Roman" w:hAnsi="Times New Roman" w:cs="Times New Roman"/>
+          <w:sz w:val="28"/>
+          <w:szCs w:val="28"/>
+          <w:lang w:val="en-GB"/>
+        </w:rPr>
+        <w:t xml:space="preserve"> </w:t>
+      </w:r>
+      <w:r>
+        <w:rPr>
+          <w:rFonts w:ascii="Times New Roman" w:hAnsi="Times New Roman" w:cs="Times New Roman"/>
+          <w:sz w:val="28"/>
+          <w:szCs w:val="28"/>
+          <w:lang w:val="en-GB"/>
+        </w:rPr>
+        <w:t>maintaining acceptable computational performance.</w:t>
+      </w:r>
+    </w:p>
+    <w:p>
+      <w:pPr>
+        <w:rPr>
+          <w:rFonts w:ascii="Times New Roman" w:hAnsi="Times New Roman" w:cs="Times New Roman"/>
+          <w:sz w:val="28"/>
+          <w:szCs w:val="28"/>
+          <w:lang w:val="en-GB"/>
+        </w:rPr>
+      </w:pPr>
+      <w:r>
+        <w:rPr>
+          <w:rFonts w:ascii="Times New Roman" w:hAnsi="Times New Roman" w:cs="Times New Roman"/>
+          <w:sz w:val="28"/>
+          <w:szCs w:val="28"/>
+          <w:lang w:val="en-GB"/>
+        </w:rPr>
+        <w:t>Six hybrid generators were designed and implemented. In each generator, the discrete logistic</w:t>
+      </w:r>
+      <w:r>
+        <w:rPr>
+          <w:rFonts w:ascii="Times New Roman" w:hAnsi="Times New Roman" w:cs="Times New Roman"/>
+          <w:sz w:val="28"/>
+          <w:szCs w:val="28"/>
+          <w:lang w:val="en-GB"/>
+        </w:rPr>
+        <w:t xml:space="preserve"> </w:t>
+      </w:r>
+      <w:r>
+        <w:rPr>
+          <w:rFonts w:ascii="Times New Roman" w:hAnsi="Times New Roman" w:cs="Times New Roman"/>
+          <w:sz w:val="28"/>
+          <w:szCs w:val="28"/>
+          <w:lang w:val="en-GB"/>
+        </w:rPr>
+        <w:t>map was combined with one of the following continuous systems: the Lorenz system, the Rössler</w:t>
+      </w:r>
+      <w:r>
+        <w:rPr>
+          <w:rFonts w:ascii="Times New Roman" w:hAnsi="Times New Roman" w:cs="Times New Roman"/>
+          <w:sz w:val="28"/>
+          <w:szCs w:val="28"/>
+          <w:lang w:val="en-GB"/>
+        </w:rPr>
+        <w:t xml:space="preserve"> </w:t>
+      </w:r>
+      <w:r>
+        <w:rPr>
+          <w:rFonts w:ascii="Times New Roman" w:hAnsi="Times New Roman" w:cs="Times New Roman"/>
+          <w:sz w:val="28"/>
+          <w:szCs w:val="28"/>
+          <w:lang w:val="en-GB"/>
+        </w:rPr>
+        <w:t>system, Chua’s circuit, the Duffing oscillator, the forced Van der Pol oscillator, or the forced</w:t>
+      </w:r>
+      <w:r>
+        <w:rPr>
+          <w:rFonts w:ascii="Times New Roman" w:hAnsi="Times New Roman" w:cs="Times New Roman"/>
+          <w:sz w:val="28"/>
+          <w:szCs w:val="28"/>
+          <w:lang w:val="en-GB"/>
+        </w:rPr>
+        <w:t xml:space="preserve"> </w:t>
+      </w:r>
+      <w:r>
+        <w:rPr>
+          <w:rFonts w:ascii="Times New Roman" w:hAnsi="Times New Roman" w:cs="Times New Roman"/>
+          <w:sz w:val="28"/>
+          <w:szCs w:val="28"/>
+          <w:lang w:val="en-GB"/>
+        </w:rPr>
+        <w:t xml:space="preserve">pendulum. The logistic map serves as an additional </w:t>
       </w:r>
       <w:r>
         <w:rPr>
@@ -666,178 +1252,317 @@
           <w:lang w:val="en-GB"/>
         </w:rPr>
         <w:lastRenderedPageBreak/>
-        <w:t>the practical computational cost of the</w:t>
-      </w:r>
-      <w:r>
-        <w:rPr>
-          <w:rFonts w:ascii="Times New Roman" w:hAnsi="Times New Roman" w:cs="Times New Roman"/>
-          <w:sz w:val="28"/>
-          <w:szCs w:val="28"/>
-          <w:lang w:val="en-GB"/>
-        </w:rPr>
-        <w:t xml:space="preserve"> </w:t>
-      </w:r>
-      <w:r>
-        <w:rPr>
-          <w:rFonts w:ascii="Times New Roman" w:hAnsi="Times New Roman" w:cs="Times New Roman"/>
-          <w:sz w:val="28"/>
-          <w:szCs w:val="28"/>
-          <w:lang w:val="en-GB"/>
-        </w:rPr>
-        <w:t>proposed approach. In the SHA-256 generation mode, the highest measured throughput was</w:t>
-      </w:r>
-      <w:r>
-        <w:rPr>
-          <w:rFonts w:ascii="Times New Roman" w:hAnsi="Times New Roman" w:cs="Times New Roman"/>
-          <w:sz w:val="28"/>
-          <w:szCs w:val="28"/>
-          <w:lang w:val="en-GB"/>
-        </w:rPr>
-        <w:t xml:space="preserve"> </w:t>
-      </w:r>
-      <w:r>
-        <w:rPr>
-          <w:rFonts w:ascii="Times New Roman" w:hAnsi="Times New Roman" w:cs="Times New Roman"/>
-          <w:sz w:val="28"/>
-          <w:szCs w:val="28"/>
-          <w:lang w:val="en-GB"/>
-        </w:rPr>
-        <w:t>achieved by Logistic-Forced Pendulum at 4.105 MB/s, followed by Logistic-Duffing at 4.073 MB/s</w:t>
-      </w:r>
-      <w:r>
-        <w:rPr>
-          <w:rFonts w:ascii="Times New Roman" w:hAnsi="Times New Roman" w:cs="Times New Roman"/>
-          <w:sz w:val="28"/>
-          <w:szCs w:val="28"/>
-          <w:lang w:val="en-GB"/>
-        </w:rPr>
-        <w:t xml:space="preserve"> </w:t>
-      </w:r>
-      <w:r>
-        <w:rPr>
-          <w:rFonts w:ascii="Times New Roman" w:hAnsi="Times New Roman" w:cs="Times New Roman"/>
-          <w:sz w:val="28"/>
-          <w:szCs w:val="28"/>
-          <w:lang w:val="en-GB"/>
-        </w:rPr>
-        <w:t>and Logistic-Lorenz at 3.922 MB/s. To compare statistical quality and speed using a single</w:t>
-      </w:r>
-      <w:r>
-        <w:rPr>
-          <w:rFonts w:ascii="Times New Roman" w:hAnsi="Times New Roman" w:cs="Times New Roman"/>
-          <w:sz w:val="28"/>
-          <w:szCs w:val="28"/>
-          <w:lang w:val="en-GB"/>
-        </w:rPr>
-        <w:t xml:space="preserve"> </w:t>
-      </w:r>
-      <w:r>
-        <w:rPr>
-          <w:rFonts w:ascii="Times New Roman" w:hAnsi="Times New Roman" w:cs="Times New Roman"/>
-          <w:sz w:val="28"/>
-          <w:szCs w:val="28"/>
-          <w:lang w:val="en-GB"/>
-        </w:rPr>
-        <w:t>measure, a composite index was introduced, assigning a weight of 0.7 to statistical quality and 0.3</w:t>
-      </w:r>
-      <w:r>
-        <w:rPr>
-          <w:rFonts w:ascii="Times New Roman" w:hAnsi="Times New Roman" w:cs="Times New Roman"/>
-          <w:sz w:val="28"/>
-          <w:szCs w:val="28"/>
-          <w:lang w:val="en-GB"/>
-        </w:rPr>
-        <w:t xml:space="preserve"> </w:t>
-      </w:r>
-      <w:r>
-        <w:rPr>
-          <w:rFonts w:ascii="Times New Roman" w:hAnsi="Times New Roman" w:cs="Times New Roman"/>
-          <w:sz w:val="28"/>
-          <w:szCs w:val="28"/>
-          <w:lang w:val="en-GB"/>
-        </w:rPr>
-        <w:t>to normalised performance. According to this index, the leading configurations were Logistic-Forced Pendulum and Logistic-Duffing, both with values of approximately 0.995, followed by</w:t>
-      </w:r>
-      <w:r>
-        <w:rPr>
-          <w:rFonts w:ascii="Times New Roman" w:hAnsi="Times New Roman" w:cs="Times New Roman"/>
-          <w:sz w:val="28"/>
-          <w:szCs w:val="28"/>
-          <w:lang w:val="en-GB"/>
-        </w:rPr>
-        <w:t xml:space="preserve"> </w:t>
-      </w:r>
-      <w:r>
-        <w:rPr>
-          <w:rFonts w:ascii="Times New Roman" w:hAnsi="Times New Roman" w:cs="Times New Roman"/>
-          <w:sz w:val="28"/>
-          <w:szCs w:val="28"/>
-          <w:lang w:val="en-GB"/>
-        </w:rPr>
-        <w:t>Logistic-Lorenz at 0.983. The results demonstrate that the largest Lyapunov exponent alone does</w:t>
-      </w:r>
-      <w:r>
-        <w:rPr>
-          <w:rFonts w:ascii="Times New Roman" w:hAnsi="Times New Roman" w:cs="Times New Roman"/>
-          <w:sz w:val="28"/>
-          <w:szCs w:val="28"/>
-          <w:lang w:val="en-GB"/>
-        </w:rPr>
-        <w:t xml:space="preserve"> </w:t>
-      </w:r>
-      <w:r>
-        <w:rPr>
-          <w:rFonts w:ascii="Times New Roman" w:hAnsi="Times New Roman" w:cs="Times New Roman"/>
-          <w:sz w:val="28"/>
-          <w:szCs w:val="28"/>
-          <w:lang w:val="en-GB"/>
-        </w:rPr>
-        <w:t>not determine the practical quality of a hybrid generator. The hybridisation rule, sequence</w:t>
-      </w:r>
-      <w:r>
-        <w:rPr>
-          <w:rFonts w:ascii="Times New Roman" w:hAnsi="Times New Roman" w:cs="Times New Roman"/>
-          <w:sz w:val="28"/>
-          <w:szCs w:val="28"/>
-          <w:lang w:val="en-GB"/>
-        </w:rPr>
-        <w:t xml:space="preserve"> </w:t>
-      </w:r>
-      <w:r>
-        <w:rPr>
-          <w:rFonts w:ascii="Times New Roman" w:hAnsi="Times New Roman" w:cs="Times New Roman"/>
-          <w:sz w:val="28"/>
-          <w:szCs w:val="28"/>
-          <w:lang w:val="en-GB"/>
-        </w:rPr>
-        <w:t>formation method, initialisation strategy, post-processing mode, and implementation details also</w:t>
-      </w:r>
-      <w:r>
-        <w:rPr>
-          <w:rFonts w:ascii="Times New Roman" w:hAnsi="Times New Roman" w:cs="Times New Roman"/>
-          <w:sz w:val="28"/>
-          <w:szCs w:val="28"/>
-          <w:lang w:val="en-GB"/>
-        </w:rPr>
-        <w:t xml:space="preserve"> </w:t>
-      </w:r>
-      <w:r>
-        <w:rPr>
-          <w:rFonts w:ascii="Times New Roman" w:hAnsi="Times New Roman" w:cs="Times New Roman"/>
-          <w:sz w:val="28"/>
-          <w:szCs w:val="28"/>
-          <w:lang w:val="en-GB"/>
-        </w:rPr>
-        <w:t>play important roles.</w:t>
-      </w:r>
-      <w:r>
-        <w:rPr>
-          <w:rFonts w:ascii="Times New Roman" w:hAnsi="Times New Roman" w:cs="Times New Roman"/>
-          <w:sz w:val="28"/>
-          <w:szCs w:val="28"/>
-          <w:lang w:val="en-GB"/>
-        </w:rPr>
-        <w:t xml:space="preserve"> </w:t>
+        <w:t>source of nonlinear behaviour and controls</w:t>
+      </w:r>
+      <w:r>
+        <w:rPr>
+          <w:rFonts w:ascii="Times New Roman" w:hAnsi="Times New Roman" w:cs="Times New Roman"/>
+          <w:sz w:val="28"/>
+          <w:szCs w:val="28"/>
+          <w:lang w:val="en-GB"/>
+        </w:rPr>
+        <w:t xml:space="preserve"> </w:t>
+      </w:r>
+      <w:r>
+        <w:rPr>
+          <w:rFonts w:ascii="Times New Roman" w:hAnsi="Times New Roman" w:cs="Times New Roman"/>
+          <w:sz w:val="28"/>
+          <w:szCs w:val="28"/>
+          <w:lang w:val="en-GB"/>
+        </w:rPr>
+        <w:t>modifications to the state variables of the continuous system. The continuous systems were</w:t>
+      </w:r>
+      <w:r>
+        <w:rPr>
+          <w:rFonts w:ascii="Times New Roman" w:hAnsi="Times New Roman" w:cs="Times New Roman"/>
+          <w:sz w:val="28"/>
+          <w:szCs w:val="28"/>
+          <w:lang w:val="en-GB"/>
+        </w:rPr>
+        <w:t xml:space="preserve"> </w:t>
+      </w:r>
+      <w:r>
+        <w:rPr>
+          <w:rFonts w:ascii="Times New Roman" w:hAnsi="Times New Roman" w:cs="Times New Roman"/>
+          <w:sz w:val="28"/>
+          <w:szCs w:val="28"/>
+          <w:lang w:val="en-GB"/>
+        </w:rPr>
+        <w:t>numerically simulated using the fourth-order Runge-</w:t>
+      </w:r>
+      <w:proofErr w:type="spellStart"/>
+      <w:r>
+        <w:rPr>
+          <w:rFonts w:ascii="Times New Roman" w:hAnsi="Times New Roman" w:cs="Times New Roman"/>
+          <w:sz w:val="28"/>
+          <w:szCs w:val="28"/>
+          <w:lang w:val="en-GB"/>
+        </w:rPr>
+        <w:t>Kutta</w:t>
+      </w:r>
+      <w:proofErr w:type="spellEnd"/>
+      <w:r>
+        <w:rPr>
+          <w:rFonts w:ascii="Times New Roman" w:hAnsi="Times New Roman" w:cs="Times New Roman"/>
+          <w:sz w:val="28"/>
+          <w:szCs w:val="28"/>
+          <w:lang w:val="en-GB"/>
+        </w:rPr>
+        <w:t xml:space="preserve"> method. The resulting states were</w:t>
+      </w:r>
+      <w:r>
+        <w:rPr>
+          <w:rFonts w:ascii="Times New Roman" w:hAnsi="Times New Roman" w:cs="Times New Roman"/>
+          <w:sz w:val="28"/>
+          <w:szCs w:val="28"/>
+          <w:lang w:val="en-GB"/>
+        </w:rPr>
+        <w:t xml:space="preserve"> </w:t>
+      </w:r>
+      <w:r>
+        <w:rPr>
+          <w:rFonts w:ascii="Times New Roman" w:hAnsi="Times New Roman" w:cs="Times New Roman"/>
+          <w:sz w:val="28"/>
+          <w:szCs w:val="28"/>
+          <w:lang w:val="en-GB"/>
+        </w:rPr>
+        <w:t>transformed into numerical or byte sequences, with an optional SHA-256 post-processing stage.</w:t>
+      </w:r>
+    </w:p>
+    <w:p>
+      <w:pPr>
+        <w:rPr>
+          <w:rFonts w:ascii="Times New Roman" w:hAnsi="Times New Roman" w:cs="Times New Roman"/>
+          <w:sz w:val="28"/>
+          <w:szCs w:val="28"/>
+          <w:lang w:val="en-GB"/>
+        </w:rPr>
+      </w:pPr>
+      <w:r>
+        <w:rPr>
+          <w:rFonts w:ascii="Times New Roman" w:hAnsi="Times New Roman" w:cs="Times New Roman"/>
+          <w:sz w:val="28"/>
+          <w:szCs w:val="28"/>
+          <w:lang w:val="en-GB"/>
+        </w:rPr>
+        <w:t>A central aspect of the research is the integration of theory and practical experimentation. The</w:t>
+      </w:r>
+      <w:r>
+        <w:rPr>
+          <w:rFonts w:ascii="Times New Roman" w:hAnsi="Times New Roman" w:cs="Times New Roman"/>
+          <w:sz w:val="28"/>
+          <w:szCs w:val="28"/>
+          <w:lang w:val="en-GB"/>
+        </w:rPr>
+        <w:t xml:space="preserve"> </w:t>
+      </w:r>
+      <w:r>
+        <w:rPr>
+          <w:rFonts w:ascii="Times New Roman" w:hAnsi="Times New Roman" w:cs="Times New Roman"/>
+          <w:sz w:val="28"/>
+          <w:szCs w:val="28"/>
+          <w:lang w:val="en-GB"/>
+        </w:rPr>
+        <w:t xml:space="preserve">proposed methodology combines </w:t>
+      </w:r>
+      <w:r>
+        <w:rPr>
+          <w:rFonts w:ascii="Times New Roman" w:hAnsi="Times New Roman" w:cs="Times New Roman"/>
+          <w:sz w:val="28"/>
+          <w:szCs w:val="28"/>
+          <w:lang w:val="en-GB"/>
+        </w:rPr>
+        <w:t>theoretical analysis of chaotic behaviour</w:t>
+      </w:r>
+      <w:r>
+        <w:rPr>
+          <w:rFonts w:ascii="Times New Roman" w:hAnsi="Times New Roman" w:cs="Times New Roman"/>
+          <w:sz w:val="28"/>
+          <w:szCs w:val="28"/>
+          <w:lang w:val="en-GB"/>
+        </w:rPr>
+        <w:t xml:space="preserve"> with empirical</w:t>
+      </w:r>
+      <w:r>
+        <w:rPr>
+          <w:rFonts w:ascii="Times New Roman" w:hAnsi="Times New Roman" w:cs="Times New Roman"/>
+          <w:sz w:val="28"/>
+          <w:szCs w:val="28"/>
+          <w:lang w:val="en-GB"/>
+        </w:rPr>
+        <w:t xml:space="preserve"> </w:t>
+      </w:r>
+      <w:r>
+        <w:rPr>
+          <w:rFonts w:ascii="Times New Roman" w:hAnsi="Times New Roman" w:cs="Times New Roman"/>
+          <w:sz w:val="28"/>
+          <w:szCs w:val="28"/>
+          <w:lang w:val="en-GB"/>
+        </w:rPr>
+        <w:t>evaluation of the generated binary sequences using the NIST Statistical Test Suite.</w:t>
+      </w:r>
+    </w:p>
+    <w:p>
+      <w:pPr>
+        <w:rPr>
+          <w:rFonts w:ascii="Times New Roman" w:hAnsi="Times New Roman" w:cs="Times New Roman"/>
+          <w:sz w:val="28"/>
+          <w:szCs w:val="28"/>
+          <w:lang w:val="en-GB"/>
+        </w:rPr>
+      </w:pPr>
+      <w:r>
+        <w:rPr>
+          <w:rFonts w:ascii="Times New Roman" w:hAnsi="Times New Roman" w:cs="Times New Roman"/>
+          <w:sz w:val="28"/>
+          <w:szCs w:val="28"/>
+          <w:lang w:val="en-GB"/>
+        </w:rPr>
+        <w:t>The theoretical part of the thesis included a comparative analysis of the underlying chaotic</w:t>
+      </w:r>
+      <w:r>
+        <w:rPr>
+          <w:rFonts w:ascii="Times New Roman" w:hAnsi="Times New Roman" w:cs="Times New Roman"/>
+          <w:sz w:val="28"/>
+          <w:szCs w:val="28"/>
+          <w:lang w:val="en-GB"/>
+        </w:rPr>
+        <w:t xml:space="preserve"> </w:t>
+      </w:r>
+      <w:r>
+        <w:rPr>
+          <w:rFonts w:ascii="Times New Roman" w:hAnsi="Times New Roman" w:cs="Times New Roman"/>
+          <w:sz w:val="28"/>
+          <w:szCs w:val="28"/>
+          <w:lang w:val="en-GB"/>
+        </w:rPr>
+        <w:t>systems using the largest Lyapunov exponent, the Kaplan-Yorke dimension, the Kolmogorov-Sinai</w:t>
+      </w:r>
+      <w:r>
+        <w:rPr>
+          <w:rFonts w:ascii="Times New Roman" w:hAnsi="Times New Roman" w:cs="Times New Roman"/>
+          <w:sz w:val="28"/>
+          <w:szCs w:val="28"/>
+          <w:lang w:val="en-GB"/>
+        </w:rPr>
+        <w:t xml:space="preserve"> </w:t>
+      </w:r>
+      <w:r>
+        <w:rPr>
+          <w:rFonts w:ascii="Times New Roman" w:hAnsi="Times New Roman" w:cs="Times New Roman"/>
+          <w:sz w:val="28"/>
+          <w:szCs w:val="28"/>
+          <w:lang w:val="en-GB"/>
+        </w:rPr>
+        <w:t>entropy, Fourier spectra, and estimated computational complexity. The analysis showed that the</w:t>
+      </w:r>
+      <w:r>
+        <w:rPr>
+          <w:rFonts w:ascii="Times New Roman" w:hAnsi="Times New Roman" w:cs="Times New Roman"/>
+          <w:sz w:val="28"/>
+          <w:szCs w:val="28"/>
+          <w:lang w:val="en-GB"/>
+        </w:rPr>
+        <w:t xml:space="preserve"> </w:t>
+      </w:r>
+      <w:r>
+        <w:rPr>
+          <w:rFonts w:ascii="Times New Roman" w:hAnsi="Times New Roman" w:cs="Times New Roman"/>
+          <w:sz w:val="28"/>
+          <w:szCs w:val="28"/>
+          <w:lang w:val="en-GB"/>
+        </w:rPr>
+        <w:t>Lorenz system has the highest chaotic intensity among the investigated continuous models, with a</w:t>
+      </w:r>
+      <w:r>
+        <w:rPr>
+          <w:rFonts w:ascii="Times New Roman" w:hAnsi="Times New Roman" w:cs="Times New Roman"/>
+          <w:sz w:val="28"/>
+          <w:szCs w:val="28"/>
+          <w:lang w:val="en-GB"/>
+        </w:rPr>
+        <w:t xml:space="preserve"> </w:t>
+      </w:r>
+      <w:r>
+        <w:rPr>
+          <w:rFonts w:ascii="Times New Roman" w:hAnsi="Times New Roman" w:cs="Times New Roman"/>
+          <w:sz w:val="28"/>
+          <w:szCs w:val="28"/>
+          <w:lang w:val="en-GB"/>
+        </w:rPr>
+        <w:t>largest Lyapunov exponent of approximately 0.90557. Chua’s system provides a favourable</w:t>
+      </w:r>
+      <w:r>
+        <w:rPr>
+          <w:rFonts w:ascii="Times New Roman" w:hAnsi="Times New Roman" w:cs="Times New Roman"/>
+          <w:sz w:val="28"/>
+          <w:szCs w:val="28"/>
+          <w:lang w:val="en-GB"/>
+        </w:rPr>
+        <w:t xml:space="preserve"> </w:t>
+      </w:r>
+      <w:r>
+        <w:rPr>
+          <w:rFonts w:ascii="Times New Roman" w:hAnsi="Times New Roman" w:cs="Times New Roman"/>
+          <w:sz w:val="28"/>
+          <w:szCs w:val="28"/>
+          <w:lang w:val="en-GB"/>
+        </w:rPr>
+        <w:t>balance between chaotic intensity and attractor complexity, while the Duffing oscillator has the</w:t>
+      </w:r>
+      <w:r>
+        <w:rPr>
+          <w:rFonts w:ascii="Times New Roman" w:hAnsi="Times New Roman" w:cs="Times New Roman"/>
+          <w:sz w:val="28"/>
+          <w:szCs w:val="28"/>
+          <w:lang w:val="en-GB"/>
+        </w:rPr>
+        <w:t xml:space="preserve"> </w:t>
+      </w:r>
+      <w:r>
+        <w:rPr>
+          <w:rFonts w:ascii="Times New Roman" w:hAnsi="Times New Roman" w:cs="Times New Roman"/>
+          <w:sz w:val="28"/>
+          <w:szCs w:val="28"/>
+          <w:lang w:val="en-GB"/>
+        </w:rPr>
+        <w:t>highest estimated fractal dimension among the continuous systems considered. The logistic map</w:t>
+      </w:r>
+      <w:r>
+        <w:rPr>
+          <w:rFonts w:ascii="Times New Roman" w:hAnsi="Times New Roman" w:cs="Times New Roman"/>
+          <w:sz w:val="28"/>
+          <w:szCs w:val="28"/>
+          <w:lang w:val="en-GB"/>
+        </w:rPr>
+        <w:t xml:space="preserve"> </w:t>
+      </w:r>
+      <w:r>
+        <w:rPr>
+          <w:rFonts w:ascii="Times New Roman" w:hAnsi="Times New Roman" w:cs="Times New Roman"/>
+          <w:sz w:val="28"/>
+          <w:szCs w:val="28"/>
+          <w:lang w:val="en-GB"/>
+        </w:rPr>
+        <w:t>offers the best balance between chaotic behaviour and computational simplicity because its state</w:t>
+      </w:r>
+      <w:r>
+        <w:rPr>
+          <w:rFonts w:ascii="Times New Roman" w:hAnsi="Times New Roman" w:cs="Times New Roman"/>
+          <w:sz w:val="28"/>
+          <w:szCs w:val="28"/>
+          <w:lang w:val="en-GB"/>
+        </w:rPr>
+        <w:t xml:space="preserve"> </w:t>
+      </w:r>
+      <w:r>
+        <w:rPr>
+          <w:rFonts w:ascii="Times New Roman" w:hAnsi="Times New Roman" w:cs="Times New Roman"/>
+          <w:sz w:val="28"/>
+          <w:szCs w:val="28"/>
+          <w:lang w:val="en-GB"/>
+        </w:rPr>
+        <w:t>can be updated using only a small number of arithmetic operations.</w:t>
       </w:r>
     </w:p>
     <w:p>
@@ -857,97 +1582,304 @@
           <w:szCs w:val="28"/>
           <w:lang w:val="en-GB"/>
         </w:rPr>
-        <w:t>The generated sequences were applied in several encryption scenarios. Text encryption was</w:t>
-      </w:r>
-      <w:r>
-        <w:rPr>
-          <w:rFonts w:ascii="Times New Roman" w:hAnsi="Times New Roman" w:cs="Times New Roman"/>
-          <w:sz w:val="28"/>
-          <w:szCs w:val="28"/>
-          <w:lang w:val="en-GB"/>
-        </w:rPr>
-        <w:t xml:space="preserve"> </w:t>
-      </w:r>
-      <w:r>
-        <w:rPr>
-          <w:rFonts w:ascii="Times New Roman" w:hAnsi="Times New Roman" w:cs="Times New Roman"/>
-          <w:sz w:val="28"/>
-          <w:szCs w:val="28"/>
-          <w:lang w:val="en-GB"/>
-        </w:rPr>
-        <w:t>implemented using byte-wise XOR and a character-based affine transformation. General-purpose</w:t>
-      </w:r>
-      <w:r>
-        <w:rPr>
-          <w:rFonts w:ascii="Times New Roman" w:hAnsi="Times New Roman" w:cs="Times New Roman"/>
-          <w:sz w:val="28"/>
-          <w:szCs w:val="28"/>
-          <w:lang w:val="en-GB"/>
-        </w:rPr>
-        <w:t xml:space="preserve"> </w:t>
-      </w:r>
-      <w:r>
-        <w:rPr>
-          <w:rFonts w:ascii="Times New Roman" w:hAnsi="Times New Roman" w:cs="Times New Roman"/>
-          <w:sz w:val="28"/>
-          <w:szCs w:val="28"/>
-          <w:lang w:val="en-GB"/>
-        </w:rPr>
-        <w:t>files and WAV audio data were encrypted using a pseudorandom byte stream. Image encryption</w:t>
-      </w:r>
-      <w:r>
-        <w:rPr>
-          <w:rFonts w:ascii="Times New Roman" w:hAnsi="Times New Roman" w:cs="Times New Roman"/>
-          <w:sz w:val="28"/>
-          <w:szCs w:val="28"/>
-          <w:lang w:val="en-GB"/>
-        </w:rPr>
-        <w:t xml:space="preserve"> </w:t>
-      </w:r>
-      <w:r>
-        <w:rPr>
-          <w:rFonts w:ascii="Times New Roman" w:hAnsi="Times New Roman" w:cs="Times New Roman"/>
-          <w:sz w:val="28"/>
-          <w:szCs w:val="28"/>
-          <w:lang w:val="en-GB"/>
-        </w:rPr>
-        <w:t>combined chaotic sequence generation with a fractal sorting matrix, pixel scrambling, and</w:t>
-      </w:r>
-      <w:r>
-        <w:rPr>
-          <w:rFonts w:ascii="Times New Roman" w:hAnsi="Times New Roman" w:cs="Times New Roman"/>
-          <w:sz w:val="28"/>
-          <w:szCs w:val="28"/>
-          <w:lang w:val="en-GB"/>
-        </w:rPr>
-        <w:t xml:space="preserve"> </w:t>
-      </w:r>
-      <w:r>
-        <w:rPr>
-          <w:rFonts w:ascii="Times New Roman" w:hAnsi="Times New Roman" w:cs="Times New Roman"/>
-          <w:sz w:val="28"/>
-          <w:szCs w:val="28"/>
-          <w:lang w:val="en-GB"/>
-        </w:rPr>
-        <w:t>diffusion. This approach was designed to reduce spatial correlation between neighbouring pixels</w:t>
-      </w:r>
-      <w:r>
-        <w:rPr>
-          <w:rFonts w:ascii="Times New Roman" w:hAnsi="Times New Roman" w:cs="Times New Roman"/>
-          <w:sz w:val="28"/>
-          <w:szCs w:val="28"/>
-          <w:lang w:val="en-GB"/>
-        </w:rPr>
-        <w:t xml:space="preserve"> </w:t>
-      </w:r>
-      <w:r>
-        <w:rPr>
-          <w:rFonts w:ascii="Times New Roman" w:hAnsi="Times New Roman" w:cs="Times New Roman"/>
-          <w:sz w:val="28"/>
-          <w:szCs w:val="28"/>
-          <w:lang w:val="en-GB"/>
-        </w:rPr>
-        <w:t>and propagate changes throughout the encrypted image.</w:t>
+        <w:t>The statistical properties of the generated binary sequences were evaluated using the NIST</w:t>
+      </w:r>
+      <w:r>
+        <w:rPr>
+          <w:rFonts w:ascii="Times New Roman" w:hAnsi="Times New Roman" w:cs="Times New Roman"/>
+          <w:sz w:val="28"/>
+          <w:szCs w:val="28"/>
+          <w:lang w:val="en-GB"/>
+        </w:rPr>
+        <w:t xml:space="preserve"> </w:t>
+      </w:r>
+      <w:r>
+        <w:rPr>
+          <w:rFonts w:ascii="Times New Roman" w:hAnsi="Times New Roman" w:cs="Times New Roman"/>
+          <w:sz w:val="28"/>
+          <w:szCs w:val="28"/>
+          <w:lang w:val="en-GB"/>
+        </w:rPr>
+        <w:t>Statistical Test Suite. Four experimental configurations were considered, combining floating-point-</w:t>
+      </w:r>
+      <w:r>
+        <w:rPr>
+          <w:rFonts w:ascii="Times New Roman" w:hAnsi="Times New Roman" w:cs="Times New Roman"/>
+          <w:sz w:val="28"/>
+          <w:szCs w:val="28"/>
+          <w:lang w:val="en-GB"/>
+        </w:rPr>
+        <w:t xml:space="preserve"> </w:t>
+      </w:r>
+      <w:r>
+        <w:rPr>
+          <w:rFonts w:ascii="Times New Roman" w:hAnsi="Times New Roman" w:cs="Times New Roman"/>
+          <w:sz w:val="28"/>
+          <w:szCs w:val="28"/>
+          <w:lang w:val="en-GB"/>
+        </w:rPr>
+        <w:t>based sequence formation and SHA-256 post-processing with either a single initialisation or</w:t>
+      </w:r>
+      <w:r>
+        <w:rPr>
+          <w:rFonts w:ascii="Times New Roman" w:hAnsi="Times New Roman" w:cs="Times New Roman"/>
+          <w:sz w:val="28"/>
+          <w:szCs w:val="28"/>
+          <w:lang w:val="en-GB"/>
+        </w:rPr>
+        <w:t xml:space="preserve"> </w:t>
+      </w:r>
+      <w:r>
+        <w:rPr>
+          <w:rFonts w:ascii="Times New Roman" w:hAnsi="Times New Roman" w:cs="Times New Roman"/>
+          <w:sz w:val="28"/>
+          <w:szCs w:val="28"/>
+          <w:lang w:val="en-GB"/>
+        </w:rPr>
+        <w:t>multiple initialisations. The final evaluation aggregated the results across all four configurations.</w:t>
+      </w:r>
+      <w:r>
+        <w:rPr>
+          <w:rFonts w:ascii="Times New Roman" w:hAnsi="Times New Roman" w:cs="Times New Roman"/>
+          <w:sz w:val="28"/>
+          <w:szCs w:val="28"/>
+          <w:lang w:val="en-GB"/>
+        </w:rPr>
+        <w:t xml:space="preserve"> </w:t>
+      </w:r>
+      <w:r>
+        <w:rPr>
+          <w:rFonts w:ascii="Times New Roman" w:hAnsi="Times New Roman" w:cs="Times New Roman"/>
+          <w:sz w:val="28"/>
+          <w:szCs w:val="28"/>
+          <w:lang w:val="en-GB"/>
+        </w:rPr>
+        <w:t>Logistic-Chua achieved the highest overall statistical quality score of 0.998, followed by Logistic-Duffing at 0.996, Logistic-Lorenz at 0.994, Logistic-Forced Pendulum at 0.993, Logistic-Rössler at</w:t>
+      </w:r>
+      <w:r>
+        <w:rPr>
+          <w:rFonts w:ascii="Times New Roman" w:hAnsi="Times New Roman" w:cs="Times New Roman"/>
+          <w:sz w:val="28"/>
+          <w:szCs w:val="28"/>
+          <w:lang w:val="en-GB"/>
+        </w:rPr>
+        <w:t xml:space="preserve"> </w:t>
+      </w:r>
+      <w:r>
+        <w:rPr>
+          <w:rFonts w:ascii="Times New Roman" w:hAnsi="Times New Roman" w:cs="Times New Roman"/>
+          <w:sz w:val="28"/>
+          <w:szCs w:val="28"/>
+          <w:lang w:val="en-GB"/>
+        </w:rPr>
+        <w:t>0.992, and Logistic-Van der Pol at 0.988. These results indicate that all six generators produced</w:t>
+      </w:r>
+      <w:r>
+        <w:rPr>
+          <w:rFonts w:ascii="Times New Roman" w:hAnsi="Times New Roman" w:cs="Times New Roman"/>
+          <w:sz w:val="28"/>
+          <w:szCs w:val="28"/>
+          <w:lang w:val="en-GB"/>
+        </w:rPr>
+        <w:t xml:space="preserve"> </w:t>
+      </w:r>
+      <w:r>
+        <w:rPr>
+          <w:rFonts w:ascii="Times New Roman" w:hAnsi="Times New Roman" w:cs="Times New Roman"/>
+          <w:sz w:val="28"/>
+          <w:szCs w:val="28"/>
+          <w:lang w:val="en-GB"/>
+        </w:rPr>
+        <w:t>sequences with strong statistical properties under the investigated conditions.</w:t>
+      </w:r>
+      <w:r>
+        <w:rPr>
+          <w:rFonts w:ascii="Times New Roman" w:hAnsi="Times New Roman" w:cs="Times New Roman"/>
+          <w:sz w:val="28"/>
+          <w:szCs w:val="28"/>
+          <w:lang w:val="en-GB"/>
+        </w:rPr>
+        <w:t xml:space="preserve"> </w:t>
+      </w:r>
+      <w:r>
+        <w:rPr>
+          <w:rFonts w:ascii="Times New Roman" w:hAnsi="Times New Roman" w:cs="Times New Roman"/>
+          <w:sz w:val="28"/>
+          <w:szCs w:val="28"/>
+          <w:lang w:val="en-GB"/>
+        </w:rPr>
+        <w:t>Performance benchmarks were also conducted to estimate the practical computational cost of the</w:t>
+      </w:r>
+      <w:r>
+        <w:rPr>
+          <w:rFonts w:ascii="Times New Roman" w:hAnsi="Times New Roman" w:cs="Times New Roman"/>
+          <w:sz w:val="28"/>
+          <w:szCs w:val="28"/>
+          <w:lang w:val="en-GB"/>
+        </w:rPr>
+        <w:t xml:space="preserve"> </w:t>
+      </w:r>
+      <w:r>
+        <w:rPr>
+          <w:rFonts w:ascii="Times New Roman" w:hAnsi="Times New Roman" w:cs="Times New Roman"/>
+          <w:sz w:val="28"/>
+          <w:szCs w:val="28"/>
+          <w:lang w:val="en-GB"/>
+        </w:rPr>
+        <w:t>proposed approach. In the SHA-256 generation mode, the highest measured throughput was</w:t>
+      </w:r>
+      <w:r>
+        <w:rPr>
+          <w:rFonts w:ascii="Times New Roman" w:hAnsi="Times New Roman" w:cs="Times New Roman"/>
+          <w:sz w:val="28"/>
+          <w:szCs w:val="28"/>
+          <w:lang w:val="en-GB"/>
+        </w:rPr>
+        <w:t xml:space="preserve"> </w:t>
+      </w:r>
+      <w:r>
+        <w:rPr>
+          <w:rFonts w:ascii="Times New Roman" w:hAnsi="Times New Roman" w:cs="Times New Roman"/>
+          <w:sz w:val="28"/>
+          <w:szCs w:val="28"/>
+          <w:lang w:val="en-GB"/>
+        </w:rPr>
+        <w:t>achieved by Logistic-Forced Pendulum at 4.105 MB/s, followed by Logistic-Duffing at 4.073 MB/s</w:t>
+      </w:r>
+      <w:r>
+        <w:rPr>
+          <w:rFonts w:ascii="Times New Roman" w:hAnsi="Times New Roman" w:cs="Times New Roman"/>
+          <w:sz w:val="28"/>
+          <w:szCs w:val="28"/>
+          <w:lang w:val="en-GB"/>
+        </w:rPr>
+        <w:t xml:space="preserve"> </w:t>
+      </w:r>
+      <w:r>
+        <w:rPr>
+          <w:rFonts w:ascii="Times New Roman" w:hAnsi="Times New Roman" w:cs="Times New Roman"/>
+          <w:sz w:val="28"/>
+          <w:szCs w:val="28"/>
+          <w:lang w:val="en-GB"/>
+        </w:rPr>
+        <w:t>and Logistic-Lorenz at 3.922 MB/s. To compare statistical quality and speed using a single</w:t>
+      </w:r>
+      <w:r>
+        <w:rPr>
+          <w:rFonts w:ascii="Times New Roman" w:hAnsi="Times New Roman" w:cs="Times New Roman"/>
+          <w:sz w:val="28"/>
+          <w:szCs w:val="28"/>
+          <w:lang w:val="en-GB"/>
+        </w:rPr>
+        <w:t xml:space="preserve"> </w:t>
+      </w:r>
+      <w:r>
+        <w:rPr>
+          <w:rFonts w:ascii="Times New Roman" w:hAnsi="Times New Roman" w:cs="Times New Roman"/>
+          <w:sz w:val="28"/>
+          <w:szCs w:val="28"/>
+          <w:lang w:val="en-GB"/>
+        </w:rPr>
+        <w:t>measure, a composite index was introduced, assigning a weight of 0.7 to statistical quality and 0.3</w:t>
+      </w:r>
+      <w:r>
+        <w:rPr>
+          <w:rFonts w:ascii="Times New Roman" w:hAnsi="Times New Roman" w:cs="Times New Roman"/>
+          <w:sz w:val="28"/>
+          <w:szCs w:val="28"/>
+          <w:lang w:val="en-GB"/>
+        </w:rPr>
+        <w:t xml:space="preserve"> </w:t>
+      </w:r>
+      <w:r>
+        <w:rPr>
+          <w:rFonts w:ascii="Times New Roman" w:hAnsi="Times New Roman" w:cs="Times New Roman"/>
+          <w:sz w:val="28"/>
+          <w:szCs w:val="28"/>
+          <w:lang w:val="en-GB"/>
+        </w:rPr>
+        <w:t>to normalised performance. According to this index, the leading configurations were Logistic-Forced Pendulum and Logistic-Duffing, both with values of approximately 0.995, followed by</w:t>
+      </w:r>
+      <w:r>
+        <w:rPr>
+          <w:rFonts w:ascii="Times New Roman" w:hAnsi="Times New Roman" w:cs="Times New Roman"/>
+          <w:sz w:val="28"/>
+          <w:szCs w:val="28"/>
+          <w:lang w:val="en-GB"/>
+        </w:rPr>
+        <w:t xml:space="preserve"> </w:t>
+      </w:r>
+      <w:r>
+        <w:rPr>
+          <w:rFonts w:ascii="Times New Roman" w:hAnsi="Times New Roman" w:cs="Times New Roman"/>
+          <w:sz w:val="28"/>
+          <w:szCs w:val="28"/>
+          <w:lang w:val="en-GB"/>
+        </w:rPr>
+        <w:t>Logistic-Lorenz at 0.983. The results demonstrate that the largest Lyapunov exponent alone does</w:t>
+      </w:r>
+      <w:r>
+        <w:rPr>
+          <w:rFonts w:ascii="Times New Roman" w:hAnsi="Times New Roman" w:cs="Times New Roman"/>
+          <w:sz w:val="28"/>
+          <w:szCs w:val="28"/>
+          <w:lang w:val="en-GB"/>
+        </w:rPr>
+        <w:t xml:space="preserve"> </w:t>
+      </w:r>
+      <w:r>
+        <w:rPr>
+          <w:rFonts w:ascii="Times New Roman" w:hAnsi="Times New Roman" w:cs="Times New Roman"/>
+          <w:sz w:val="28"/>
+          <w:szCs w:val="28"/>
+          <w:lang w:val="en-GB"/>
+        </w:rPr>
+        <w:t>not determine the practical quality of a hybrid generator. The hybridisation rule, sequence</w:t>
+      </w:r>
+      <w:r>
+        <w:rPr>
+          <w:rFonts w:ascii="Times New Roman" w:hAnsi="Times New Roman" w:cs="Times New Roman"/>
+          <w:sz w:val="28"/>
+          <w:szCs w:val="28"/>
+          <w:lang w:val="en-GB"/>
+        </w:rPr>
+        <w:t xml:space="preserve"> </w:t>
+      </w:r>
+      <w:r>
+        <w:rPr>
+          <w:rFonts w:ascii="Times New Roman" w:hAnsi="Times New Roman" w:cs="Times New Roman"/>
+          <w:sz w:val="28"/>
+          <w:szCs w:val="28"/>
+          <w:lang w:val="en-GB"/>
+        </w:rPr>
+        <w:t>formation method, initialisation strategy, post-processing mode, and implementation details also</w:t>
+      </w:r>
+      <w:r>
+        <w:rPr>
+          <w:rFonts w:ascii="Times New Roman" w:hAnsi="Times New Roman" w:cs="Times New Roman"/>
+          <w:sz w:val="28"/>
+          <w:szCs w:val="28"/>
+          <w:lang w:val="en-GB"/>
+        </w:rPr>
+        <w:t xml:space="preserve"> </w:t>
+      </w:r>
+      <w:r>
+        <w:rPr>
+          <w:rFonts w:ascii="Times New Roman" w:hAnsi="Times New Roman" w:cs="Times New Roman"/>
+          <w:sz w:val="28"/>
+          <w:szCs w:val="28"/>
+          <w:lang w:val="en-GB"/>
+        </w:rPr>
+        <w:t>play important roles.</w:t>
+      </w:r>
+      <w:r>
+        <w:rPr>
+          <w:rFonts w:ascii="Times New Roman" w:hAnsi="Times New Roman" w:cs="Times New Roman"/>
+          <w:sz w:val="28"/>
+          <w:szCs w:val="28"/>
+          <w:lang w:val="en-GB"/>
+        </w:rPr>
+        <w:t xml:space="preserve"> </w:t>
       </w:r>
     </w:p>
     <w:p>
@@ -967,153 +1899,98 @@
           <w:szCs w:val="28"/>
           <w:lang w:val="en-GB"/>
         </w:rPr>
-        <w:t>A client-server web application was developed to demonstrate and test the proposed algorithms.</w:t>
-      </w:r>
-      <w:r>
-        <w:rPr>
-          <w:rFonts w:ascii="Times New Roman" w:hAnsi="Times New Roman" w:cs="Times New Roman"/>
-          <w:sz w:val="28"/>
-          <w:szCs w:val="28"/>
-          <w:lang w:val="en-GB"/>
-        </w:rPr>
-        <w:t xml:space="preserve"> </w:t>
-      </w:r>
-      <w:r>
-        <w:rPr>
-          <w:rFonts w:ascii="Times New Roman" w:hAnsi="Times New Roman" w:cs="Times New Roman"/>
-          <w:sz w:val="28"/>
-          <w:szCs w:val="28"/>
-          <w:lang w:val="en-GB"/>
-        </w:rPr>
-        <w:t xml:space="preserve">The backend was implemented in Python using </w:t>
-      </w:r>
-      <w:proofErr w:type="spellStart"/>
-      <w:r>
-        <w:rPr>
-          <w:rFonts w:ascii="Times New Roman" w:hAnsi="Times New Roman" w:cs="Times New Roman"/>
-          <w:sz w:val="28"/>
-          <w:szCs w:val="28"/>
-          <w:lang w:val="en-GB"/>
-        </w:rPr>
-        <w:t>FastAPI</w:t>
-      </w:r>
-      <w:proofErr w:type="spellEnd"/>
-      <w:r>
-        <w:rPr>
-          <w:rFonts w:ascii="Times New Roman" w:hAnsi="Times New Roman" w:cs="Times New Roman"/>
-          <w:sz w:val="28"/>
-          <w:szCs w:val="28"/>
-          <w:lang w:val="en-GB"/>
-        </w:rPr>
-        <w:t>, while the client interface was developed</w:t>
-      </w:r>
-      <w:r>
-        <w:rPr>
-          <w:rFonts w:ascii="Times New Roman" w:hAnsi="Times New Roman" w:cs="Times New Roman"/>
-          <w:sz w:val="28"/>
-          <w:szCs w:val="28"/>
-          <w:lang w:val="en-GB"/>
-        </w:rPr>
-        <w:t xml:space="preserve"> </w:t>
-      </w:r>
-      <w:r>
-        <w:rPr>
-          <w:rFonts w:ascii="Times New Roman" w:hAnsi="Times New Roman" w:cs="Times New Roman"/>
-          <w:sz w:val="28"/>
-          <w:szCs w:val="28"/>
-          <w:lang w:val="en-GB"/>
-        </w:rPr>
-        <w:t>using HTML, CSS, and JavaScript. The application supports the encryption and decryption of text,</w:t>
-      </w:r>
-      <w:r>
-        <w:rPr>
-          <w:rFonts w:ascii="Times New Roman" w:hAnsi="Times New Roman" w:cs="Times New Roman"/>
-          <w:sz w:val="28"/>
-          <w:szCs w:val="28"/>
-          <w:lang w:val="en-GB"/>
-        </w:rPr>
-        <w:t xml:space="preserve"> </w:t>
-      </w:r>
-      <w:r>
-        <w:rPr>
-          <w:rFonts w:ascii="Times New Roman" w:hAnsi="Times New Roman" w:cs="Times New Roman"/>
-          <w:sz w:val="28"/>
-          <w:szCs w:val="28"/>
-          <w:lang w:val="en-GB"/>
-        </w:rPr>
-        <w:t>PNG images, WAV audio, and general-purpose files. It allows users to select a hybrid chaotic</w:t>
-      </w:r>
-      <w:r>
-        <w:rPr>
-          <w:rFonts w:ascii="Times New Roman" w:hAnsi="Times New Roman" w:cs="Times New Roman"/>
-          <w:sz w:val="28"/>
-          <w:szCs w:val="28"/>
-          <w:lang w:val="en-GB"/>
-        </w:rPr>
-        <w:t xml:space="preserve"> </w:t>
-      </w:r>
-      <w:r>
-        <w:rPr>
-          <w:rFonts w:ascii="Times New Roman" w:hAnsi="Times New Roman" w:cs="Times New Roman"/>
-          <w:sz w:val="28"/>
-          <w:szCs w:val="28"/>
-          <w:lang w:val="en-GB"/>
-        </w:rPr>
-        <w:t>system, enter valid initial conditions, choose a processing mode, and download the resulting data.</w:t>
-      </w:r>
-      <w:r>
-        <w:rPr>
-          <w:rFonts w:ascii="Times New Roman" w:hAnsi="Times New Roman" w:cs="Times New Roman"/>
-          <w:sz w:val="28"/>
-          <w:szCs w:val="28"/>
-          <w:lang w:val="en-GB"/>
-        </w:rPr>
-        <w:t xml:space="preserve"> </w:t>
-      </w:r>
-      <w:r>
-        <w:rPr>
-          <w:rFonts w:ascii="Times New Roman" w:hAnsi="Times New Roman" w:cs="Times New Roman"/>
-          <w:sz w:val="28"/>
-          <w:szCs w:val="28"/>
-          <w:lang w:val="en-GB"/>
-        </w:rPr>
-        <w:t>The implementation was tested for deterministic reproducibility, sensitivity to initial conditions,</w:t>
-      </w:r>
-      <w:r>
-        <w:rPr>
-          <w:rFonts w:ascii="Times New Roman" w:hAnsi="Times New Roman" w:cs="Times New Roman"/>
-          <w:sz w:val="28"/>
-          <w:szCs w:val="28"/>
-          <w:lang w:val="en-GB"/>
-        </w:rPr>
-        <w:t xml:space="preserve"> </w:t>
-      </w:r>
-      <w:r>
-        <w:rPr>
-          <w:rFonts w:ascii="Times New Roman" w:hAnsi="Times New Roman" w:cs="Times New Roman"/>
-          <w:sz w:val="28"/>
-          <w:szCs w:val="28"/>
-          <w:lang w:val="en-GB"/>
-        </w:rPr>
-        <w:t>correct state updates, encryption and decryption integrity, parameter validation, API functionality,</w:t>
-      </w:r>
-      <w:r>
-        <w:rPr>
-          <w:rFonts w:ascii="Times New Roman" w:hAnsi="Times New Roman" w:cs="Times New Roman"/>
-          <w:sz w:val="28"/>
-          <w:szCs w:val="28"/>
-          <w:lang w:val="en-GB"/>
-        </w:rPr>
-        <w:t xml:space="preserve"> </w:t>
-      </w:r>
-      <w:r>
-        <w:rPr>
-          <w:rFonts w:ascii="Times New Roman" w:hAnsi="Times New Roman" w:cs="Times New Roman"/>
-          <w:sz w:val="28"/>
-          <w:szCs w:val="28"/>
-          <w:lang w:val="en-GB"/>
-        </w:rPr>
-        <w:t>and error handling.</w:t>
+        <w:lastRenderedPageBreak/>
+        <w:t>The generated sequences were applied in several encryption scenarios. Text encryption was</w:t>
+      </w:r>
+      <w:r>
+        <w:rPr>
+          <w:rFonts w:ascii="Times New Roman" w:hAnsi="Times New Roman" w:cs="Times New Roman"/>
+          <w:sz w:val="28"/>
+          <w:szCs w:val="28"/>
+          <w:lang w:val="en-GB"/>
+        </w:rPr>
+        <w:t xml:space="preserve"> </w:t>
+      </w:r>
+      <w:r>
+        <w:rPr>
+          <w:rFonts w:ascii="Times New Roman" w:hAnsi="Times New Roman" w:cs="Times New Roman"/>
+          <w:sz w:val="28"/>
+          <w:szCs w:val="28"/>
+          <w:lang w:val="en-GB"/>
+        </w:rPr>
+        <w:t>implemented using byte-wise XOR and a character-based affine transformation. General-purpose</w:t>
+      </w:r>
+      <w:r>
+        <w:rPr>
+          <w:rFonts w:ascii="Times New Roman" w:hAnsi="Times New Roman" w:cs="Times New Roman"/>
+          <w:sz w:val="28"/>
+          <w:szCs w:val="28"/>
+          <w:lang w:val="en-GB"/>
+        </w:rPr>
+        <w:t xml:space="preserve"> </w:t>
+      </w:r>
+      <w:r>
+        <w:rPr>
+          <w:rFonts w:ascii="Times New Roman" w:hAnsi="Times New Roman" w:cs="Times New Roman"/>
+          <w:sz w:val="28"/>
+          <w:szCs w:val="28"/>
+          <w:lang w:val="en-GB"/>
+        </w:rPr>
+        <w:t>files and WAV audio data were encrypted using a pseudorandom byte stream. Image encryption</w:t>
+      </w:r>
+      <w:r>
+        <w:rPr>
+          <w:rFonts w:ascii="Times New Roman" w:hAnsi="Times New Roman" w:cs="Times New Roman"/>
+          <w:sz w:val="28"/>
+          <w:szCs w:val="28"/>
+          <w:lang w:val="en-GB"/>
+        </w:rPr>
+        <w:t xml:space="preserve"> </w:t>
+      </w:r>
+      <w:r>
+        <w:rPr>
+          <w:rFonts w:ascii="Times New Roman" w:hAnsi="Times New Roman" w:cs="Times New Roman"/>
+          <w:sz w:val="28"/>
+          <w:szCs w:val="28"/>
+          <w:lang w:val="en-GB"/>
+        </w:rPr>
+        <w:t>combined chaotic sequence generation with a fractal sorting matrix, pixel scrambling, and</w:t>
+      </w:r>
+      <w:r>
+        <w:rPr>
+          <w:rFonts w:ascii="Times New Roman" w:hAnsi="Times New Roman" w:cs="Times New Roman"/>
+          <w:sz w:val="28"/>
+          <w:szCs w:val="28"/>
+          <w:lang w:val="en-GB"/>
+        </w:rPr>
+        <w:t xml:space="preserve"> </w:t>
+      </w:r>
+      <w:r>
+        <w:rPr>
+          <w:rFonts w:ascii="Times New Roman" w:hAnsi="Times New Roman" w:cs="Times New Roman"/>
+          <w:sz w:val="28"/>
+          <w:szCs w:val="28"/>
+          <w:lang w:val="en-GB"/>
+        </w:rPr>
+        <w:t>diffusion. This approach was designed to reduce spatial correlation between neighbouring pixels</w:t>
+      </w:r>
+      <w:r>
+        <w:rPr>
+          <w:rFonts w:ascii="Times New Roman" w:hAnsi="Times New Roman" w:cs="Times New Roman"/>
+          <w:sz w:val="28"/>
+          <w:szCs w:val="28"/>
+          <w:lang w:val="en-GB"/>
+        </w:rPr>
+        <w:t xml:space="preserve"> </w:t>
+      </w:r>
+      <w:r>
+        <w:rPr>
+          <w:rFonts w:ascii="Times New Roman" w:hAnsi="Times New Roman" w:cs="Times New Roman"/>
+          <w:sz w:val="28"/>
+          <w:szCs w:val="28"/>
+          <w:lang w:val="en-GB"/>
+        </w:rPr>
+        <w:t>and propagate changes throughout the encrypted image.</w:t>
       </w:r>
     </w:p>
     <w:p>
@@ -1133,151 +2010,153 @@
           <w:szCs w:val="28"/>
           <w:lang w:val="en-GB"/>
         </w:rPr>
-        <w:t>The main contribution of the thesis is an experimentally evaluated framework for comparing</w:t>
-      </w:r>
-      <w:r>
-        <w:rPr>
-          <w:rFonts w:ascii="Times New Roman" w:hAnsi="Times New Roman" w:cs="Times New Roman"/>
-          <w:sz w:val="28"/>
-          <w:szCs w:val="28"/>
-          <w:lang w:val="en-GB"/>
-        </w:rPr>
-        <w:t xml:space="preserve"> </w:t>
-      </w:r>
-      <w:r>
-        <w:rPr>
-          <w:rFonts w:ascii="Times New Roman" w:hAnsi="Times New Roman" w:cs="Times New Roman"/>
-          <w:sz w:val="28"/>
-          <w:szCs w:val="28"/>
-          <w:lang w:val="en-GB"/>
-        </w:rPr>
-        <w:t>several discrete-continuous chaotic generators using common statistical and performance criteria.</w:t>
-      </w:r>
-      <w:r>
-        <w:rPr>
-          <w:rFonts w:ascii="Times New Roman" w:hAnsi="Times New Roman" w:cs="Times New Roman"/>
-          <w:sz w:val="28"/>
-          <w:szCs w:val="28"/>
-          <w:lang w:val="en-GB"/>
-        </w:rPr>
-        <w:t xml:space="preserve"> </w:t>
-      </w:r>
-      <w:r>
-        <w:rPr>
-          <w:rFonts w:ascii="Times New Roman" w:hAnsi="Times New Roman" w:cs="Times New Roman"/>
-          <w:sz w:val="28"/>
-          <w:szCs w:val="28"/>
-          <w:lang w:val="en-GB"/>
-        </w:rPr>
-        <w:t>The results support the feasibility of hybrid chaotic systems as a basis for experimental</w:t>
-      </w:r>
-      <w:r>
-        <w:rPr>
-          <w:rFonts w:ascii="Times New Roman" w:hAnsi="Times New Roman" w:cs="Times New Roman"/>
-          <w:sz w:val="28"/>
-          <w:szCs w:val="28"/>
-          <w:lang w:val="en-GB"/>
-        </w:rPr>
-        <w:t xml:space="preserve"> </w:t>
-      </w:r>
-      <w:r>
-        <w:rPr>
-          <w:rFonts w:ascii="Times New Roman" w:hAnsi="Times New Roman" w:cs="Times New Roman"/>
-          <w:sz w:val="28"/>
-          <w:szCs w:val="28"/>
-          <w:lang w:val="en-GB"/>
-        </w:rPr>
-        <w:t>pseudorandom generators and cryptographic software. At the same time, successful NIST STS</w:t>
-      </w:r>
-      <w:r>
-        <w:rPr>
-          <w:rFonts w:ascii="Times New Roman" w:hAnsi="Times New Roman" w:cs="Times New Roman"/>
-          <w:sz w:val="28"/>
-          <w:szCs w:val="28"/>
-          <w:lang w:val="en-GB"/>
-        </w:rPr>
-        <w:t xml:space="preserve"> </w:t>
-      </w:r>
-      <w:r>
-        <w:rPr>
-          <w:rFonts w:ascii="Times New Roman" w:hAnsi="Times New Roman" w:cs="Times New Roman"/>
-          <w:sz w:val="28"/>
-          <w:szCs w:val="28"/>
-          <w:lang w:val="en-GB"/>
-        </w:rPr>
-        <w:t xml:space="preserve">testing confirms statistical quality but </w:t>
-      </w:r>
-      <w:r>
-        <w:rPr>
-          <w:rFonts w:ascii="Times New Roman" w:hAnsi="Times New Roman" w:cs="Times New Roman"/>
-          <w:sz w:val="28"/>
-          <w:szCs w:val="28"/>
-          <w:lang w:val="en-GB"/>
-        </w:rPr>
-        <w:t>does not by itself prove that the generators are cryptographically secure</w:t>
-      </w:r>
-      <w:r>
-        <w:rPr>
-          <w:rFonts w:ascii="Times New Roman" w:hAnsi="Times New Roman" w:cs="Times New Roman"/>
-          <w:sz w:val="28"/>
-          <w:szCs w:val="28"/>
-          <w:lang w:val="en-GB"/>
-        </w:rPr>
-        <w:t>. Further research should therefore include resistance analysis against state</w:t>
-      </w:r>
-      <w:r>
-        <w:rPr>
-          <w:rFonts w:ascii="Times New Roman" w:hAnsi="Times New Roman" w:cs="Times New Roman"/>
-          <w:sz w:val="28"/>
-          <w:szCs w:val="28"/>
-          <w:lang w:val="en-GB"/>
-        </w:rPr>
-        <w:t xml:space="preserve"> </w:t>
-      </w:r>
-      <w:r>
-        <w:rPr>
-          <w:rFonts w:ascii="Times New Roman" w:hAnsi="Times New Roman" w:cs="Times New Roman"/>
-          <w:sz w:val="28"/>
-          <w:szCs w:val="28"/>
-          <w:lang w:val="en-GB"/>
-        </w:rPr>
-        <w:t>reconstruction, finite-precision effects, differential and known-plaintext attacks, key-space</w:t>
-      </w:r>
-      <w:r>
-        <w:rPr>
-          <w:rFonts w:ascii="Times New Roman" w:hAnsi="Times New Roman" w:cs="Times New Roman"/>
-          <w:sz w:val="28"/>
-          <w:szCs w:val="28"/>
-          <w:lang w:val="en-GB"/>
-        </w:rPr>
-        <w:t xml:space="preserve"> </w:t>
-      </w:r>
-      <w:r>
-        <w:rPr>
-          <w:rFonts w:ascii="Times New Roman" w:hAnsi="Times New Roman" w:cs="Times New Roman"/>
-          <w:sz w:val="28"/>
-          <w:szCs w:val="28"/>
-          <w:lang w:val="en-GB"/>
-        </w:rPr>
-        <w:t>evaluation, and comparison with established cryptographically secure pseudorandom number</w:t>
-      </w:r>
-      <w:r>
-        <w:rPr>
-          <w:rFonts w:ascii="Times New Roman" w:hAnsi="Times New Roman" w:cs="Times New Roman"/>
-          <w:sz w:val="28"/>
-          <w:szCs w:val="28"/>
-          <w:lang w:val="en-GB"/>
-        </w:rPr>
-        <w:t xml:space="preserve"> </w:t>
-      </w:r>
-      <w:r>
-        <w:rPr>
-          <w:rFonts w:ascii="Times New Roman" w:hAnsi="Times New Roman" w:cs="Times New Roman"/>
-          <w:sz w:val="28"/>
-          <w:szCs w:val="28"/>
-          <w:lang w:val="en-GB"/>
-        </w:rPr>
-        <w:t>generators.</w:t>
+        <w:t>A client-server web application was developed to demonstrate and test the proposed algorithms.</w:t>
+      </w:r>
+      <w:r>
+        <w:rPr>
+          <w:rFonts w:ascii="Times New Roman" w:hAnsi="Times New Roman" w:cs="Times New Roman"/>
+          <w:sz w:val="28"/>
+          <w:szCs w:val="28"/>
+          <w:lang w:val="en-GB"/>
+        </w:rPr>
+        <w:t xml:space="preserve"> </w:t>
+      </w:r>
+      <w:r>
+        <w:rPr>
+          <w:rFonts w:ascii="Times New Roman" w:hAnsi="Times New Roman" w:cs="Times New Roman"/>
+          <w:sz w:val="28"/>
+          <w:szCs w:val="28"/>
+          <w:lang w:val="en-GB"/>
+        </w:rPr>
+        <w:t xml:space="preserve">The backend was implemented in Python using </w:t>
+      </w:r>
+      <w:proofErr w:type="spellStart"/>
+      <w:r>
+        <w:rPr>
+          <w:rFonts w:ascii="Times New Roman" w:hAnsi="Times New Roman" w:cs="Times New Roman"/>
+          <w:sz w:val="28"/>
+          <w:szCs w:val="28"/>
+          <w:lang w:val="en-GB"/>
+        </w:rPr>
+        <w:t>FastAPI</w:t>
+      </w:r>
+      <w:proofErr w:type="spellEnd"/>
+      <w:r>
+        <w:rPr>
+          <w:rFonts w:ascii="Times New Roman" w:hAnsi="Times New Roman" w:cs="Times New Roman"/>
+          <w:sz w:val="28"/>
+          <w:szCs w:val="28"/>
+          <w:lang w:val="en-GB"/>
+        </w:rPr>
+        <w:t>, while the client interface was developed</w:t>
+      </w:r>
+      <w:r>
+        <w:rPr>
+          <w:rFonts w:ascii="Times New Roman" w:hAnsi="Times New Roman" w:cs="Times New Roman"/>
+          <w:sz w:val="28"/>
+          <w:szCs w:val="28"/>
+          <w:lang w:val="en-GB"/>
+        </w:rPr>
+        <w:t xml:space="preserve"> </w:t>
+      </w:r>
+      <w:r>
+        <w:rPr>
+          <w:rFonts w:ascii="Times New Roman" w:hAnsi="Times New Roman" w:cs="Times New Roman"/>
+          <w:sz w:val="28"/>
+          <w:szCs w:val="28"/>
+          <w:lang w:val="en-GB"/>
+        </w:rPr>
+        <w:t>using HTML, CSS, and JavaScript. The application supports the encryption and decryption of text,</w:t>
+      </w:r>
+      <w:r>
+        <w:rPr>
+          <w:rFonts w:ascii="Times New Roman" w:hAnsi="Times New Roman" w:cs="Times New Roman"/>
+          <w:sz w:val="28"/>
+          <w:szCs w:val="28"/>
+          <w:lang w:val="en-GB"/>
+        </w:rPr>
+        <w:t xml:space="preserve"> </w:t>
+      </w:r>
+      <w:r>
+        <w:rPr>
+          <w:rFonts w:ascii="Times New Roman" w:hAnsi="Times New Roman" w:cs="Times New Roman"/>
+          <w:sz w:val="28"/>
+          <w:szCs w:val="28"/>
+          <w:lang w:val="en-GB"/>
+        </w:rPr>
+        <w:t>PNG images, WAV audio, and general-purpose files. It allows users to select a hybrid chaotic</w:t>
+      </w:r>
+      <w:r>
+        <w:rPr>
+          <w:rFonts w:ascii="Times New Roman" w:hAnsi="Times New Roman" w:cs="Times New Roman"/>
+          <w:sz w:val="28"/>
+          <w:szCs w:val="28"/>
+          <w:lang w:val="en-GB"/>
+        </w:rPr>
+        <w:t xml:space="preserve"> </w:t>
+      </w:r>
+      <w:r>
+        <w:rPr>
+          <w:rFonts w:ascii="Times New Roman" w:hAnsi="Times New Roman" w:cs="Times New Roman"/>
+          <w:sz w:val="28"/>
+          <w:szCs w:val="28"/>
+          <w:lang w:val="en-GB"/>
+        </w:rPr>
+        <w:t>system, enter valid initial conditions, choose a processing mode, and download the resulting data.</w:t>
+      </w:r>
+      <w:r>
+        <w:rPr>
+          <w:rFonts w:ascii="Times New Roman" w:hAnsi="Times New Roman" w:cs="Times New Roman"/>
+          <w:sz w:val="28"/>
+          <w:szCs w:val="28"/>
+          <w:lang w:val="en-GB"/>
+        </w:rPr>
+        <w:t xml:space="preserve"> </w:t>
+      </w:r>
+      <w:r>
+        <w:rPr>
+          <w:rFonts w:ascii="Times New Roman" w:hAnsi="Times New Roman" w:cs="Times New Roman"/>
+          <w:sz w:val="28"/>
+          <w:szCs w:val="28"/>
+          <w:lang w:val="en-GB"/>
+        </w:rPr>
+        <w:t>The implementation was tested for deterministic reproducibility, sensitivity to initial conditions,</w:t>
+      </w:r>
+      <w:r>
+        <w:rPr>
+          <w:rFonts w:ascii="Times New Roman" w:hAnsi="Times New Roman" w:cs="Times New Roman"/>
+          <w:sz w:val="28"/>
+          <w:szCs w:val="28"/>
+          <w:lang w:val="en-GB"/>
+        </w:rPr>
+        <w:t xml:space="preserve"> </w:t>
+      </w:r>
+      <w:r>
+        <w:rPr>
+          <w:rFonts w:ascii="Times New Roman" w:hAnsi="Times New Roman" w:cs="Times New Roman"/>
+          <w:sz w:val="28"/>
+          <w:szCs w:val="28"/>
+          <w:lang w:val="en-GB"/>
+        </w:rPr>
+        <w:t>correct state updates, encryption and decryption integrity, parameter validation, API functionality,</w:t>
+      </w:r>
+      <w:r>
+        <w:rPr>
+          <w:rFonts w:ascii="Times New Roman" w:hAnsi="Times New Roman" w:cs="Times New Roman"/>
+          <w:sz w:val="28"/>
+          <w:szCs w:val="28"/>
+          <w:lang w:val="en-GB"/>
+        </w:rPr>
+        <w:t xml:space="preserve"> </w:t>
+      </w:r>
+      <w:r>
+        <w:rPr>
+          <w:rFonts w:ascii="Times New Roman" w:hAnsi="Times New Roman" w:cs="Times New Roman"/>
+          <w:sz w:val="28"/>
+          <w:szCs w:val="28"/>
+          <w:lang w:val="en-GB"/>
+        </w:rPr>
+        <w:t>and error handling.</w:t>
       </w:r>
     </w:p>
     <w:p>
@@ -1297,29 +2176,156 @@
           <w:szCs w:val="28"/>
           <w:lang w:val="en-GB"/>
         </w:rPr>
-        <w:t>Overall, the thesis integrates nonlinear dynamics, numerical methods, statistical testing, algorithm</w:t>
-      </w:r>
-      <w:r>
-        <w:rPr>
-          <w:rFonts w:ascii="Times New Roman" w:hAnsi="Times New Roman" w:cs="Times New Roman"/>
-          <w:sz w:val="28"/>
-          <w:szCs w:val="28"/>
-          <w:lang w:val="en-GB"/>
-        </w:rPr>
-        <w:t xml:space="preserve"> </w:t>
-      </w:r>
-      <w:r>
-        <w:rPr>
-          <w:rFonts w:ascii="Times New Roman" w:hAnsi="Times New Roman" w:cs="Times New Roman"/>
-          <w:sz w:val="28"/>
-          <w:szCs w:val="28"/>
-          <w:lang w:val="en-GB"/>
-        </w:rPr>
-        <w:t>development, software architecture, and experimental evaluation. It demonstrates how a</w:t>
+        <w:t>The main contribution of the thesis is an experimentally evaluated framework for comparing</w:t>
+      </w:r>
+      <w:r>
+        <w:rPr>
+          <w:rFonts w:ascii="Times New Roman" w:hAnsi="Times New Roman" w:cs="Times New Roman"/>
+          <w:sz w:val="28"/>
+          <w:szCs w:val="28"/>
+          <w:lang w:val="en-GB"/>
+        </w:rPr>
+        <w:t xml:space="preserve"> </w:t>
+      </w:r>
+      <w:r>
+        <w:rPr>
+          <w:rFonts w:ascii="Times New Roman" w:hAnsi="Times New Roman" w:cs="Times New Roman"/>
+          <w:sz w:val="28"/>
+          <w:szCs w:val="28"/>
+          <w:lang w:val="en-GB"/>
+        </w:rPr>
+        <w:t>several discrete-continuous chaotic generators using common statistical and performance criteria.</w:t>
+      </w:r>
+      <w:r>
+        <w:rPr>
+          <w:rFonts w:ascii="Times New Roman" w:hAnsi="Times New Roman" w:cs="Times New Roman"/>
+          <w:sz w:val="28"/>
+          <w:szCs w:val="28"/>
+          <w:lang w:val="en-GB"/>
+        </w:rPr>
+        <w:t xml:space="preserve"> </w:t>
+      </w:r>
+      <w:r>
+        <w:rPr>
+          <w:rFonts w:ascii="Times New Roman" w:hAnsi="Times New Roman" w:cs="Times New Roman"/>
+          <w:sz w:val="28"/>
+          <w:szCs w:val="28"/>
+          <w:lang w:val="en-GB"/>
+        </w:rPr>
+        <w:t>The results support the feasibility of hybrid chaotic systems as a basis for experimental</w:t>
+      </w:r>
+      <w:r>
+        <w:rPr>
+          <w:rFonts w:ascii="Times New Roman" w:hAnsi="Times New Roman" w:cs="Times New Roman"/>
+          <w:sz w:val="28"/>
+          <w:szCs w:val="28"/>
+          <w:lang w:val="en-GB"/>
+        </w:rPr>
+        <w:t xml:space="preserve"> </w:t>
+      </w:r>
+      <w:r>
+        <w:rPr>
+          <w:rFonts w:ascii="Times New Roman" w:hAnsi="Times New Roman" w:cs="Times New Roman"/>
+          <w:sz w:val="28"/>
+          <w:szCs w:val="28"/>
+          <w:lang w:val="en-GB"/>
+        </w:rPr>
+        <w:t>pseudorandom generators and cryptographic software. At the same time, successful NIST STS</w:t>
+      </w:r>
+      <w:r>
+        <w:rPr>
+          <w:rFonts w:ascii="Times New Roman" w:hAnsi="Times New Roman" w:cs="Times New Roman"/>
+          <w:sz w:val="28"/>
+          <w:szCs w:val="28"/>
+          <w:lang w:val="en-GB"/>
+        </w:rPr>
+        <w:t xml:space="preserve"> </w:t>
+      </w:r>
+      <w:r>
+        <w:rPr>
+          <w:rFonts w:ascii="Times New Roman" w:hAnsi="Times New Roman" w:cs="Times New Roman"/>
+          <w:sz w:val="28"/>
+          <w:szCs w:val="28"/>
+          <w:lang w:val="en-GB"/>
+        </w:rPr>
+        <w:t xml:space="preserve">testing confirms statistical quality but </w:t>
+      </w:r>
+      <w:r>
+        <w:rPr>
+          <w:rFonts w:ascii="Times New Roman" w:hAnsi="Times New Roman" w:cs="Times New Roman"/>
+          <w:sz w:val="28"/>
+          <w:szCs w:val="28"/>
+          <w:lang w:val="en-GB"/>
+        </w:rPr>
+        <w:t>does not by itself prove that the generators are cryptographically secure</w:t>
+      </w:r>
+      <w:r>
+        <w:rPr>
+          <w:rFonts w:ascii="Times New Roman" w:hAnsi="Times New Roman" w:cs="Times New Roman"/>
+          <w:sz w:val="28"/>
+          <w:szCs w:val="28"/>
+          <w:lang w:val="en-GB"/>
+        </w:rPr>
+        <w:t>. Further research should therefore include resistance analysis against state</w:t>
+      </w:r>
+      <w:r>
+        <w:rPr>
+          <w:rFonts w:ascii="Times New Roman" w:hAnsi="Times New Roman" w:cs="Times New Roman"/>
+          <w:sz w:val="28"/>
+          <w:szCs w:val="28"/>
+          <w:lang w:val="en-GB"/>
+        </w:rPr>
+        <w:t xml:space="preserve"> </w:t>
+      </w:r>
+      <w:r>
+        <w:rPr>
+          <w:rFonts w:ascii="Times New Roman" w:hAnsi="Times New Roman" w:cs="Times New Roman"/>
+          <w:sz w:val="28"/>
+          <w:szCs w:val="28"/>
+          <w:lang w:val="en-GB"/>
+        </w:rPr>
+        <w:t>reconstruction, finite-precision effects, differential and known-plaintext attacks, key-space</w:t>
+      </w:r>
+      <w:r>
+        <w:rPr>
+          <w:rFonts w:ascii="Times New Roman" w:hAnsi="Times New Roman" w:cs="Times New Roman"/>
+          <w:sz w:val="28"/>
+          <w:szCs w:val="28"/>
+          <w:lang w:val="en-GB"/>
+        </w:rPr>
+        <w:t xml:space="preserve"> </w:t>
+      </w:r>
+      <w:r>
+        <w:rPr>
+          <w:rFonts w:ascii="Times New Roman" w:hAnsi="Times New Roman" w:cs="Times New Roman"/>
+          <w:sz w:val="28"/>
+          <w:szCs w:val="28"/>
+          <w:lang w:val="en-GB"/>
+        </w:rPr>
+        <w:t>evaluation, and comparison with established cryptographically secure pseudorandom number</w:t>
+      </w:r>
+      <w:r>
+        <w:rPr>
+          <w:rFonts w:ascii="Times New Roman" w:hAnsi="Times New Roman" w:cs="Times New Roman"/>
+          <w:sz w:val="28"/>
+          <w:szCs w:val="28"/>
+          <w:lang w:val="en-GB"/>
+        </w:rPr>
+        <w:t xml:space="preserve"> </w:t>
+      </w:r>
+      <w:r>
+        <w:rPr>
+          <w:rFonts w:ascii="Times New Roman" w:hAnsi="Times New Roman" w:cs="Times New Roman"/>
+          <w:sz w:val="28"/>
+          <w:szCs w:val="28"/>
+          <w:lang w:val="en-GB"/>
+        </w:rPr>
+        <w:t>generators.</w:t>
       </w:r>
     </w:p>
     <w:p>
       <w:pPr>
+        <w:ind w:firstLine="709"/>
         <w:rPr>
           <w:rFonts w:ascii="Times New Roman" w:hAnsi="Times New Roman" w:cs="Times New Roman"/>
           <w:sz w:val="28"/>
@@ -1334,44 +2340,25 @@
           <w:szCs w:val="28"/>
           <w:lang w:val="en-GB"/>
         </w:rPr>
-        <w:lastRenderedPageBreak/>
-        <w:t>mathematical research problem can be transformed into a complete software engineering solution</w:t>
-      </w:r>
-      <w:r>
-        <w:rPr>
-          <w:rFonts w:ascii="Times New Roman" w:hAnsi="Times New Roman" w:cs="Times New Roman"/>
-          <w:sz w:val="28"/>
-          <w:szCs w:val="28"/>
-          <w:lang w:val="en-GB"/>
-        </w:rPr>
-        <w:t xml:space="preserve"> </w:t>
-      </w:r>
-      <w:r>
-        <w:rPr>
-          <w:rFonts w:ascii="Times New Roman" w:hAnsi="Times New Roman" w:cs="Times New Roman"/>
-          <w:sz w:val="28"/>
-          <w:szCs w:val="28"/>
-          <w:lang w:val="en-GB"/>
-        </w:rPr>
-        <w:t>and provides a foundation for further study in cybersecurity, applied cryptography, and complex</w:t>
-      </w:r>
-      <w:r>
-        <w:rPr>
-          <w:rFonts w:ascii="Times New Roman" w:hAnsi="Times New Roman" w:cs="Times New Roman"/>
-          <w:sz w:val="28"/>
-          <w:szCs w:val="28"/>
-          <w:lang w:val="en-GB"/>
-        </w:rPr>
-        <w:t xml:space="preserve"> </w:t>
-      </w:r>
-      <w:r>
-        <w:rPr>
-          <w:rFonts w:ascii="Times New Roman" w:hAnsi="Times New Roman" w:cs="Times New Roman"/>
-          <w:sz w:val="28"/>
-          <w:szCs w:val="28"/>
-          <w:lang w:val="en-GB"/>
-        </w:rPr>
-        <w:t>systems.</w:t>
+        <w:t>Overall, the thesis integrates nonlinear dynamics, numerical methods, statistical testing, algorithm</w:t>
+      </w:r>
+      <w:r>
+        <w:rPr>
+          <w:rFonts w:ascii="Times New Roman" w:hAnsi="Times New Roman" w:cs="Times New Roman"/>
+          <w:sz w:val="28"/>
+          <w:szCs w:val="28"/>
+          <w:lang w:val="en-GB"/>
+        </w:rPr>
+        <w:t xml:space="preserve"> </w:t>
+      </w:r>
+      <w:r>
+        <w:rPr>
+          <w:rFonts w:ascii="Times New Roman" w:hAnsi="Times New Roman" w:cs="Times New Roman"/>
+          <w:sz w:val="28"/>
+          <w:szCs w:val="28"/>
+          <w:lang w:val="en-GB"/>
+        </w:rPr>
+        <w:t>development, software architecture, and experimental evaluation. It demonstrates how a</w:t>
       </w:r>
     </w:p>
     <w:p>
@@ -1390,7 +2377,73 @@
           <w:szCs w:val="28"/>
           <w:lang w:val="en-GB"/>
         </w:rPr>
-        <w:t>Keywords: hybrid chaotic systems, deterministic chaos, pseudorandom sequence generator, data</w:t>
+        <w:t>mathematical research problem can be transformed into a complete software engineering solution</w:t>
+      </w:r>
+      <w:r>
+        <w:rPr>
+          <w:rFonts w:ascii="Times New Roman" w:hAnsi="Times New Roman" w:cs="Times New Roman"/>
+          <w:sz w:val="28"/>
+          <w:szCs w:val="28"/>
+          <w:lang w:val="en-GB"/>
+        </w:rPr>
+        <w:t xml:space="preserve"> </w:t>
+      </w:r>
+      <w:r>
+        <w:rPr>
+          <w:rFonts w:ascii="Times New Roman" w:hAnsi="Times New Roman" w:cs="Times New Roman"/>
+          <w:sz w:val="28"/>
+          <w:szCs w:val="28"/>
+          <w:lang w:val="en-GB"/>
+        </w:rPr>
+        <w:t>and provides a foundation for further study in cybersecurity, applied cryptography, and complex</w:t>
+      </w:r>
+      <w:r>
+        <w:rPr>
+          <w:rFonts w:ascii="Times New Roman" w:hAnsi="Times New Roman" w:cs="Times New Roman"/>
+          <w:sz w:val="28"/>
+          <w:szCs w:val="28"/>
+          <w:lang w:val="en-GB"/>
+        </w:rPr>
+        <w:t xml:space="preserve"> </w:t>
+      </w:r>
+      <w:r>
+        <w:rPr>
+          <w:rFonts w:ascii="Times New Roman" w:hAnsi="Times New Roman" w:cs="Times New Roman"/>
+          <w:sz w:val="28"/>
+          <w:szCs w:val="28"/>
+          <w:lang w:val="en-GB"/>
+        </w:rPr>
+        <w:t>systems.</w:t>
+      </w:r>
+    </w:p>
+    <w:p>
+      <w:pPr>
+        <w:rPr>
+          <w:rFonts w:ascii="Times New Roman" w:hAnsi="Times New Roman" w:cs="Times New Roman"/>
+          <w:sz w:val="28"/>
+          <w:szCs w:val="28"/>
+          <w:lang w:val="en-GB"/>
+        </w:rPr>
+      </w:pPr>
+      <w:r>
+        <w:rPr>
+          <w:rFonts w:ascii="Times New Roman" w:hAnsi="Times New Roman" w:cs="Times New Roman"/>
+          <w:b/>
+          <w:bCs/>
+          <w:sz w:val="28"/>
+          <w:szCs w:val="28"/>
+          <w:lang w:val="en-GB"/>
+        </w:rPr>
+        <w:t>Keywords</w:t>
+      </w:r>
+      <w:r>
+        <w:rPr>
+          <w:rFonts w:ascii="Times New Roman" w:hAnsi="Times New Roman" w:cs="Times New Roman"/>
+          <w:sz w:val="28"/>
+          <w:szCs w:val="28"/>
+          <w:lang w:val="en-GB"/>
+        </w:rPr>
+        <w:t>: hybrid chaotic systems, deterministic chaos, pseudorandom sequence generator, data</w:t>
       </w:r>
       <w:r>
         <w:rPr>
@@ -2062,7 +3115,6 @@
   <w:style w:type="character" w:default="1" w:styleId="a0">
     <w:name w:val="Default Paragraph Font"/>
     <w:uiPriority w:val="1"/>
-    <w:semiHidden/>
     <w:unhideWhenUsed/>
   </w:style>
   <w:style w:type="table" w:default="1" w:styleId="a1">
@@ -2376,6 +3428,41 @@
       <w:spacing w:val="5"/>
     </w:rPr>
   </w:style>
+  <w:style w:type="character" w:styleId="ae">
+    <w:name w:val="Hyperlink"/>
+    <w:basedOn w:val="a0"/>
+    <w:uiPriority w:val="99"/>
+    <w:unhideWhenUsed/>
+    <w:rsid w:val="00084E80"/>
+    <w:rPr>
+      <w:color w:val="0563C1" w:themeColor="hyperlink"/>
+      <w:u w:val="single"/>
+    </w:rPr>
+  </w:style>
+  <w:style w:type="character" w:styleId="af">
+    <w:name w:val="Unresolved Mention"/>
+    <w:basedOn w:val="a0"/>
+    <w:uiPriority w:val="99"/>
+    <w:semiHidden/>
+    <w:unhideWhenUsed/>
+    <w:rsid w:val="00084E80"/>
+    <w:rPr>
+      <w:color w:val="605E5C"/>
+      <w:shd w:val="clear" w:color="auto" w:fill="E1DFDD"/>
+    </w:rPr>
+  </w:style>
+  <w:style w:type="character" w:styleId="af0">
+    <w:name w:val="FollowedHyperlink"/>
+    <w:basedOn w:val="a0"/>
+    <w:uiPriority w:val="99"/>
+    <w:semiHidden/>
+    <w:unhideWhenUsed/>
+    <w:rsid w:val="00084E80"/>
+    <w:rPr>
+      <w:color w:val="954F72" w:themeColor="followedHyperlink"/>
+      <w:u w:val="single"/>
+    </w:rPr>
+  </w:style>
 </w:styles>
 </file>
 
